--- a/word/NI_Minerals_Model_Report.docx
+++ b/word/NI_Minerals_Model_Report.docx
@@ -40,7 +40,7 @@
         <w:t>Status:</w:t>
       </w:r>
       <w:r>
-        <w:t xml:space="preserve"> Tier-3 (fully coupled), validated against the Minviro evidence and the NI baseline, CI-checked (58-check harness).</w:t>
+        <w:t xml:space="preserve"> Tier-3 (fully coupled), validated against the Minviro evidence and the NI baseline, CI-checked (61-check harness).</w:t>
       </w:r>
     </w:p>
     <w:p>
@@ -129,6 +129,83 @@
       </w:r>
       <w:r>
         <w:t xml:space="preserve"> — for each, the experiment logic, the data used, the results (tables/figures), and how the results produce the answer.</w:t>
+      </w:r>
+    </w:p>
+    <w:p>
+      <w:pPr>
+        <w:pStyle w:val="IntenseQuote"/>
+      </w:pPr>
+      <w:r>
+        <w:rPr>
+          <w:b/>
+        </w:rPr>
+        <w:t>This revision incorporates new external evidence</w:t>
+      </w:r>
+      <w:r>
+        <w:t xml:space="preserve"> (data register + model code): the </w:t>
+      </w:r>
+      <w:r>
+        <w:rPr>
+          <w:b/>
+        </w:rPr>
+        <w:t>Vision 2035 annex 2035 cumulative-demand tonnages</w:t>
+      </w:r>
+      <w:r>
+        <w:t xml:space="preserve"> as the demand anchor; an </w:t>
+      </w:r>
+      <w:r>
+        <w:rPr>
+          <w:b/>
+        </w:rPr>
+        <w:t>IEA-2025 top-three &amp; refining/processing concentration risk metric</w:t>
+      </w:r>
+      <w:r>
+        <w:t xml:space="preserve"> (and export-control flag) beside single-country exposure (Q2.4); the </w:t>
+      </w:r>
+      <w:r>
+        <w:rPr>
+          <w:b/>
+        </w:rPr>
+        <w:t>"critical &amp; growth minerals"</w:t>
+      </w:r>
+      <w:r>
+        <w:t xml:space="preserve"> distinction (copper is a UK *growth* mineral); the </w:t>
+      </w:r>
+      <w:r>
+        <w:rPr>
+          <w:b/>
+        </w:rPr>
+        <w:t>NISRA ASHE 2025</w:t>
+      </w:r>
+      <w:r>
+        <w:t xml:space="preserve"> wage anchor (£37,100, 2024 retained as a sensitivity); the </w:t>
+      </w:r>
+      <w:r>
+        <w:rPr>
+          <w:b/>
+        </w:rPr>
+        <w:t>NISRA NIETS 2024</w:t>
+      </w:r>
+      <w:r>
+        <w:t xml:space="preserve"> trade frame for Q2.6 exports/avoided imports; and the </w:t>
+      </w:r>
+      <w:r>
+        <w:rPr>
+          <w:b/>
+        </w:rPr>
+        <w:t>EU-CRMA stretch targets</w:t>
+      </w:r>
+      <w:r>
+        <w:t xml:space="preserve"> (25% recycling, ≤65% single-country) as an EU-market sensitivity. The harness is now </w:t>
+      </w:r>
+      <w:r>
+        <w:rPr>
+          <w:b/>
+        </w:rPr>
+        <w:t>61 checks</w:t>
+      </w:r>
+      <w:r>
+        <w:t>.</w:t>
       </w:r>
     </w:p>
     <w:p>
@@ -2675,7 +2752,7 @@
         <w:rPr>
           <w:b/>
         </w:rPr>
-        <w:t>58 checks</w:t>
+        <w:t>61 checks</w:t>
       </w:r>
       <w:r>
         <w:t xml:space="preserve"> on every change and </w:t>
@@ -2713,7 +2790,16 @@
         <w:t>determinism</w:t>
       </w:r>
       <w:r>
-        <w:t xml:space="preserve"> (identical config → byte-identical output), SAM balance (~1e-12) + the mining-GVA anchor, CGE benchmark replication (wage = 1.000), CGE partial-equilibrium fallback, spatial share closure, stockpile reserve non-negativity &amp; depletion, register integrity, economic-sanity ranges, and the geopolitical features (diversification, time-varying shock).</w:t>
+        <w:t xml:space="preserve"> (identical config → byte-identical output), SAM balance (~1e-12) + the mining-GVA anchor, CGE benchmark replication (wage = 1.000), CGE partial-equilibrium fallback, spatial share closure, stockpile reserve non-negativity &amp; depletion, register integrity, economic-sanity ranges, the geopolitical features (diversification, time-varying shock), and the </w:t>
+      </w:r>
+      <w:r>
+        <w:rPr>
+          <w:b/>
+        </w:rPr>
+        <w:t>IEA-2025 top-three/refining/export-control risk metrics</w:t>
+      </w:r>
+      <w:r>
+        <w:t xml:space="preserve"> (top-three exposure ≥ single-country; refining &amp; export-control exposures bounded).</w:t>
       </w:r>
     </w:p>
     <w:p>
@@ -2738,7 +2824,7 @@
         <w:rPr>
           <w:b/>
         </w:rPr>
-        <w:t>All 58 checks pass.</w:t>
+        <w:t>All 61 checks pass.</w:t>
       </w:r>
       <w:r>
         <w:t xml:space="preserve"> The model is deterministic and reproducible (</w:t>
@@ -2780,7 +2866,7 @@
         <w:t>model/data/data_register.csv</w:t>
       </w:r>
       <w:r>
-        <w:t xml:space="preserve"> (~85 parameters):</w:t>
+        <w:t xml:space="preserve"> (~105 parameters):</w:t>
       </w:r>
     </w:p>
     <w:p>
@@ -3221,9 +3307,16 @@
           <w:p>
             <w:r>
               <w:rPr>
-                <w:sz w:val="16"/>
-              </w:rPr>
-              <w:t>NI median FT wage (2024)</w:t>
+                <w:b/>
+                <w:sz w:val="16"/>
+              </w:rPr>
+              <w:t>EU-CRMA targets (2030)</w:t>
+            </w:r>
+            <w:r>
+              <w:rPr>
+                <w:sz w:val="16"/>
+              </w:rPr>
+              <w:t xml:space="preserve"> — EU-stretch sensitivity</w:t>
             </w:r>
           </w:p>
         </w:tc>
@@ -3236,7 +3329,20 @@
               <w:rPr>
                 <w:sz w:val="16"/>
               </w:rPr>
-              <w:t>£34,632/yr</w:t>
+              <w:t xml:space="preserve">10% extraction / 40% processing / </w:t>
+            </w:r>
+            <w:r>
+              <w:rPr>
+                <w:b/>
+                <w:sz w:val="16"/>
+              </w:rPr>
+              <w:t>25% recycling</w:t>
+            </w:r>
+            <w:r>
+              <w:rPr>
+                <w:sz w:val="16"/>
+              </w:rPr>
+              <w:t xml:space="preserve"> / ≤65% single third country</w:t>
             </w:r>
           </w:p>
         </w:tc>
@@ -3249,7 +3355,7 @@
               <w:rPr>
                 <w:sz w:val="16"/>
               </w:rPr>
-              <w:t>NISRA ASHE</w:t>
+              <w:t>European Commission CRMA</w:t>
             </w:r>
           </w:p>
         </w:tc>
@@ -3262,6 +3368,55 @@
           <w:p>
             <w:r>
               <w:rPr>
+                <w:b/>
+                <w:sz w:val="16"/>
+              </w:rPr>
+              <w:t>NI median FT wage (2025)</w:t>
+            </w:r>
+          </w:p>
+        </w:tc>
+        <w:tc>
+          <w:tcPr>
+            <w:tcW w:type="dxa" w:w="2880"/>
+          </w:tcPr>
+          <w:p>
+            <w:r>
+              <w:rPr>
+                <w:b/>
+                <w:sz w:val="16"/>
+              </w:rPr>
+              <w:t>£37,100/yr (£713/wk)</w:t>
+            </w:r>
+            <w:r>
+              <w:rPr>
+                <w:sz w:val="16"/>
+              </w:rPr>
+              <w:t xml:space="preserve"> — up from £34,632 (2024)</w:t>
+            </w:r>
+          </w:p>
+        </w:tc>
+        <w:tc>
+          <w:tcPr>
+            <w:tcW w:type="dxa" w:w="2880"/>
+          </w:tcPr>
+          <w:p>
+            <w:r>
+              <w:rPr>
+                <w:sz w:val="16"/>
+              </w:rPr>
+              <w:t>NISRA ASHE 2025</w:t>
+            </w:r>
+          </w:p>
+        </w:tc>
+      </w:tr>
+      <w:tr>
+        <w:tc>
+          <w:tcPr>
+            <w:tcW w:type="dxa" w:w="2880"/>
+          </w:tcPr>
+          <w:p>
+            <w:r>
+              <w:rPr>
                 <w:sz w:val="16"/>
               </w:rPr>
               <w:t>2023 single-country supply concentration</w:t>
@@ -3291,6 +3446,207 @@
                 <w:sz w:val="16"/>
               </w:rPr>
               <w:t>BGS / Idoine et al. 2025</w:t>
+            </w:r>
+          </w:p>
+        </w:tc>
+      </w:tr>
+      <w:tr>
+        <w:tc>
+          <w:tcPr>
+            <w:tcW w:type="dxa" w:w="2880"/>
+          </w:tcPr>
+          <w:p>
+            <w:r>
+              <w:rPr>
+                <w:b/>
+                <w:sz w:val="16"/>
+              </w:rPr>
+              <w:t>Top-three producer concentration (2024)</w:t>
+            </w:r>
+          </w:p>
+        </w:tc>
+        <w:tc>
+          <w:tcPr>
+            <w:tcW w:type="dxa" w:w="2880"/>
+          </w:tcPr>
+          <w:p>
+            <w:r>
+              <w:rPr>
+                <w:b/>
+                <w:sz w:val="16"/>
+              </w:rPr>
+              <w:t>~86%</w:t>
+            </w:r>
+            <w:r>
+              <w:rPr>
+                <w:sz w:val="16"/>
+              </w:rPr>
+              <w:t xml:space="preserve"> for Cu/Li/Ni/Co/graphite/REE</w:t>
+            </w:r>
+          </w:p>
+        </w:tc>
+        <w:tc>
+          <w:tcPr>
+            <w:tcW w:type="dxa" w:w="2880"/>
+          </w:tcPr>
+          <w:p>
+            <w:r>
+              <w:rPr>
+                <w:sz w:val="16"/>
+              </w:rPr>
+              <w:t>IEA 2025</w:t>
+            </w:r>
+          </w:p>
+        </w:tc>
+      </w:tr>
+      <w:tr>
+        <w:tc>
+          <w:tcPr>
+            <w:tcW w:type="dxa" w:w="2880"/>
+          </w:tcPr>
+          <w:p>
+            <w:r>
+              <w:rPr>
+                <w:b/>
+                <w:sz w:val="16"/>
+              </w:rPr>
+              <w:t>Refining concentration (2024)</w:t>
+            </w:r>
+          </w:p>
+        </w:tc>
+        <w:tc>
+          <w:tcPr>
+            <w:tcW w:type="dxa" w:w="2880"/>
+          </w:tcPr>
+          <w:p>
+            <w:r>
+              <w:rPr>
+                <w:sz w:val="16"/>
+              </w:rPr>
+              <w:t xml:space="preserve">China leads refining for </w:t>
+            </w:r>
+            <w:r>
+              <w:rPr>
+                <w:b/>
+                <w:sz w:val="16"/>
+              </w:rPr>
+              <w:t>19 of 20</w:t>
+            </w:r>
+            <w:r>
+              <w:rPr>
+                <w:sz w:val="16"/>
+              </w:rPr>
+              <w:t xml:space="preserve"> strategic minerals (~70% avg)</w:t>
+            </w:r>
+          </w:p>
+        </w:tc>
+        <w:tc>
+          <w:tcPr>
+            <w:tcW w:type="dxa" w:w="2880"/>
+          </w:tcPr>
+          <w:p>
+            <w:r>
+              <w:rPr>
+                <w:sz w:val="16"/>
+              </w:rPr>
+              <w:t>IEA 2025</w:t>
+            </w:r>
+          </w:p>
+        </w:tc>
+      </w:tr>
+      <w:tr>
+        <w:tc>
+          <w:tcPr>
+            <w:tcW w:type="dxa" w:w="2880"/>
+          </w:tcPr>
+          <w:p>
+            <w:r>
+              <w:rPr>
+                <w:b/>
+                <w:sz w:val="16"/>
+              </w:rPr>
+              <w:t>Export controls (2024)</w:t>
+            </w:r>
+          </w:p>
+        </w:tc>
+        <w:tc>
+          <w:tcPr>
+            <w:tcW w:type="dxa" w:w="2880"/>
+          </w:tcPr>
+          <w:p>
+            <w:r>
+              <w:rPr>
+                <w:sz w:val="16"/>
+              </w:rPr>
+              <w:t xml:space="preserve">affect </w:t>
+            </w:r>
+            <w:r>
+              <w:rPr>
+                <w:b/>
+                <w:sz w:val="16"/>
+              </w:rPr>
+              <w:t>~55%</w:t>
+            </w:r>
+            <w:r>
+              <w:rPr>
+                <w:sz w:val="16"/>
+              </w:rPr>
+              <w:t xml:space="preserve"> of energy-related strategic minerals</w:t>
+            </w:r>
+          </w:p>
+        </w:tc>
+        <w:tc>
+          <w:tcPr>
+            <w:tcW w:type="dxa" w:w="2880"/>
+          </w:tcPr>
+          <w:p>
+            <w:r>
+              <w:rPr>
+                <w:sz w:val="16"/>
+              </w:rPr>
+              <w:t>IEA 2025</w:t>
+            </w:r>
+          </w:p>
+        </w:tc>
+      </w:tr>
+      <w:tr>
+        <w:tc>
+          <w:tcPr>
+            <w:tcW w:type="dxa" w:w="2880"/>
+          </w:tcPr>
+          <w:p>
+            <w:r>
+              <w:rPr>
+                <w:b/>
+                <w:sz w:val="16"/>
+              </w:rPr>
+              <w:t>NI external trade (2024)</w:t>
+            </w:r>
+          </w:p>
+        </w:tc>
+        <w:tc>
+          <w:tcPr>
+            <w:tcW w:type="dxa" w:w="2880"/>
+          </w:tcPr>
+          <w:p>
+            <w:r>
+              <w:rPr>
+                <w:sz w:val="16"/>
+              </w:rPr>
+              <w:t>sales £109.3bn; exports £19.6bn; imports £11.2bn; surplus £8.4bn</w:t>
+            </w:r>
+          </w:p>
+        </w:tc>
+        <w:tc>
+          <w:tcPr>
+            <w:tcW w:type="dxa" w:w="2880"/>
+          </w:tcPr>
+          <w:p>
+            <w:r>
+              <w:rPr>
+                <w:sz w:val="16"/>
+              </w:rPr>
+              <w:t>NISRA NIETS 2024</w:t>
             </w:r>
           </w:p>
         </w:tc>
@@ -3472,16 +3828,16 @@
         <w:t>Demand</w:t>
       </w:r>
       <w:r>
-        <w:t xml:space="preserve"> is derived from the </w:t>
+        <w:t xml:space="preserve"> is anchored to the </w:t>
       </w:r>
       <w:r>
         <w:rPr>
           <w:b/>
         </w:rPr>
-        <w:t>Vision 2035 Technical Annex (Annex 2)</w:t>
-      </w:r>
-      <w:r>
-        <w:t>, not hand-set: the annex's cumulative UK demand at 2024/27/30/35 is differenced to annual increments and converted to a CAGR, cross-checked against IEA net-zero:</w:t>
+        <w:t>Vision 2035 Technical Annex (Annex 2) 2035 cumulative-demand tonnages</w:t>
+      </w:r>
+      <w:r>
+        <w:t xml:space="preserve"> (now in the data register with provenance), not hand-set growth proxies. The annex's cumulative UK demand at 2024/27/30/35 is differenced to annual increments and converted to a CAGR, cross-checked against IEA net-zero:</w:t>
       </w:r>
     </w:p>
     <w:tbl>
@@ -3492,14 +3848,15 @@
         <w:tblLook w:firstColumn="1" w:firstRow="1" w:lastColumn="0" w:lastRow="0" w:noHBand="0" w:noVBand="1" w:val="04A0"/>
       </w:tblPr>
       <w:tblGrid>
-        <w:gridCol w:w="2880"/>
-        <w:gridCol w:w="2880"/>
-        <w:gridCol w:w="2880"/>
+        <w:gridCol w:w="2160"/>
+        <w:gridCol w:w="2160"/>
+        <w:gridCol w:w="2160"/>
+        <w:gridCol w:w="2160"/>
       </w:tblGrid>
       <w:tr>
         <w:tc>
           <w:tcPr>
-            <w:tcW w:type="dxa" w:w="2880"/>
+            <w:tcW w:type="dxa" w:w="2160"/>
           </w:tcPr>
           <w:p>
             <w:r>
@@ -3513,7 +3870,7 @@
         </w:tc>
         <w:tc>
           <w:tcPr>
-            <w:tcW w:type="dxa" w:w="2880"/>
+            <w:tcW w:type="dxa" w:w="2160"/>
           </w:tcPr>
           <w:p>
             <w:r>
@@ -3521,13 +3878,27 @@
                 <w:b/>
                 <w:sz w:val="16"/>
               </w:rPr>
+              <w:t>2035 cumulative demand (UK, t)</w:t>
+            </w:r>
+          </w:p>
+        </w:tc>
+        <w:tc>
+          <w:tcPr>
+            <w:tcW w:type="dxa" w:w="2160"/>
+          </w:tcPr>
+          <w:p>
+            <w:r>
+              <w:rPr>
+                <w:b/>
+                <w:sz w:val="16"/>
+              </w:rPr>
               <w:t>Annex-derived annual CAGR</w:t>
             </w:r>
           </w:p>
         </w:tc>
         <w:tc>
           <w:tcPr>
-            <w:tcW w:type="dxa" w:w="2880"/>
+            <w:tcW w:type="dxa" w:w="2160"/>
           </w:tcPr>
           <w:p>
             <w:r>
@@ -3543,40 +3914,53 @@
       <w:tr>
         <w:tc>
           <w:tcPr>
-            <w:tcW w:type="dxa" w:w="2880"/>
-          </w:tcPr>
-          <w:p>
-            <w:r>
-              <w:rPr>
-                <w:sz w:val="16"/>
-              </w:rPr>
-              <w:t>Lithium</w:t>
-            </w:r>
-          </w:p>
-        </w:tc>
-        <w:tc>
-          <w:tcPr>
-            <w:tcW w:type="dxa" w:w="2880"/>
-          </w:tcPr>
-          <w:p>
-            <w:r>
-              <w:rPr>
-                <w:sz w:val="16"/>
-              </w:rPr>
-              <w:t>26.5%</w:t>
-            </w:r>
-          </w:p>
-        </w:tc>
-        <w:tc>
-          <w:tcPr>
-            <w:tcW w:type="dxa" w:w="2880"/>
-          </w:tcPr>
-          <w:p>
-            <w:r>
-              <w:rPr>
-                <w:sz w:val="16"/>
-              </w:rPr>
-              <w:t>~9× by 2040</w:t>
+            <w:tcW w:type="dxa" w:w="2160"/>
+          </w:tcPr>
+          <w:p>
+            <w:r>
+              <w:rPr>
+                <w:sz w:val="16"/>
+              </w:rPr>
+              <w:t>Aluminium</w:t>
+            </w:r>
+          </w:p>
+        </w:tc>
+        <w:tc>
+          <w:tcPr>
+            <w:tcW w:type="dxa" w:w="2160"/>
+          </w:tcPr>
+          <w:p>
+            <w:r>
+              <w:rPr>
+                <w:sz w:val="16"/>
+              </w:rPr>
+              <w:t>8,003,000</w:t>
+            </w:r>
+          </w:p>
+        </w:tc>
+        <w:tc>
+          <w:tcPr>
+            <w:tcW w:type="dxa" w:w="2160"/>
+          </w:tcPr>
+          <w:p>
+            <w:r>
+              <w:rPr>
+                <w:sz w:val="16"/>
+              </w:rPr>
+              <w:t>9.3%</w:t>
+            </w:r>
+          </w:p>
+        </w:tc>
+        <w:tc>
+          <w:tcPr>
+            <w:tcW w:type="dxa" w:w="2160"/>
+          </w:tcPr>
+          <w:p>
+            <w:r>
+              <w:rPr>
+                <w:sz w:val="16"/>
+              </w:rPr>
+              <w:t>—</w:t>
             </w:r>
           </w:p>
         </w:tc>
@@ -3584,33 +3968,46 @@
       <w:tr>
         <w:tc>
           <w:tcPr>
-            <w:tcW w:type="dxa" w:w="2880"/>
-          </w:tcPr>
-          <w:p>
-            <w:r>
-              <w:rPr>
-                <w:sz w:val="16"/>
-              </w:rPr>
-              <w:t>Nickel</w:t>
-            </w:r>
-          </w:p>
-        </w:tc>
-        <w:tc>
-          <w:tcPr>
-            <w:tcW w:type="dxa" w:w="2880"/>
-          </w:tcPr>
-          <w:p>
-            <w:r>
-              <w:rPr>
-                <w:sz w:val="16"/>
-              </w:rPr>
-              <w:t>10.8%</w:t>
-            </w:r>
-          </w:p>
-        </w:tc>
-        <w:tc>
-          <w:tcPr>
-            <w:tcW w:type="dxa" w:w="2880"/>
+            <w:tcW w:type="dxa" w:w="2160"/>
+          </w:tcPr>
+          <w:p>
+            <w:r>
+              <w:rPr>
+                <w:sz w:val="16"/>
+              </w:rPr>
+              <w:t>Copper *(growth mineral)*</w:t>
+            </w:r>
+          </w:p>
+        </w:tc>
+        <w:tc>
+          <w:tcPr>
+            <w:tcW w:type="dxa" w:w="2160"/>
+          </w:tcPr>
+          <w:p>
+            <w:r>
+              <w:rPr>
+                <w:sz w:val="16"/>
+              </w:rPr>
+              <w:t>3,619,000</w:t>
+            </w:r>
+          </w:p>
+        </w:tc>
+        <w:tc>
+          <w:tcPr>
+            <w:tcW w:type="dxa" w:w="2160"/>
+          </w:tcPr>
+          <w:p>
+            <w:r>
+              <w:rPr>
+                <w:sz w:val="16"/>
+              </w:rPr>
+              <w:t>4.3%</w:t>
+            </w:r>
+          </w:p>
+        </w:tc>
+        <w:tc>
+          <w:tcPr>
+            <w:tcW w:type="dxa" w:w="2160"/>
           </w:tcPr>
           <w:p>
             <w:r>
@@ -3625,40 +4022,53 @@
       <w:tr>
         <w:tc>
           <w:tcPr>
-            <w:tcW w:type="dxa" w:w="2880"/>
-          </w:tcPr>
-          <w:p>
-            <w:r>
-              <w:rPr>
-                <w:sz w:val="16"/>
-              </w:rPr>
-              <w:t>Aluminium</w:t>
-            </w:r>
-          </w:p>
-        </w:tc>
-        <w:tc>
-          <w:tcPr>
-            <w:tcW w:type="dxa" w:w="2880"/>
-          </w:tcPr>
-          <w:p>
-            <w:r>
-              <w:rPr>
-                <w:sz w:val="16"/>
-              </w:rPr>
-              <w:t>9.3%</w:t>
-            </w:r>
-          </w:p>
-        </w:tc>
-        <w:tc>
-          <w:tcPr>
-            <w:tcW w:type="dxa" w:w="2880"/>
-          </w:tcPr>
-          <w:p>
-            <w:r>
-              <w:rPr>
-                <w:sz w:val="16"/>
-              </w:rPr>
-              <w:t>—</w:t>
+            <w:tcW w:type="dxa" w:w="2160"/>
+          </w:tcPr>
+          <w:p>
+            <w:r>
+              <w:rPr>
+                <w:sz w:val="16"/>
+              </w:rPr>
+              <w:t>Nickel</w:t>
+            </w:r>
+          </w:p>
+        </w:tc>
+        <w:tc>
+          <w:tcPr>
+            <w:tcW w:type="dxa" w:w="2160"/>
+          </w:tcPr>
+          <w:p>
+            <w:r>
+              <w:rPr>
+                <w:sz w:val="16"/>
+              </w:rPr>
+              <w:t>867,200</w:t>
+            </w:r>
+          </w:p>
+        </w:tc>
+        <w:tc>
+          <w:tcPr>
+            <w:tcW w:type="dxa" w:w="2160"/>
+          </w:tcPr>
+          <w:p>
+            <w:r>
+              <w:rPr>
+                <w:sz w:val="16"/>
+              </w:rPr>
+              <w:t>10.8%</w:t>
+            </w:r>
+          </w:p>
+        </w:tc>
+        <w:tc>
+          <w:tcPr>
+            <w:tcW w:type="dxa" w:w="2160"/>
+          </w:tcPr>
+          <w:p>
+            <w:r>
+              <w:rPr>
+                <w:sz w:val="16"/>
+              </w:rPr>
+              <w:t>~2× by 2040</w:t>
             </w:r>
           </w:p>
         </w:tc>
@@ -3666,40 +4076,53 @@
       <w:tr>
         <w:tc>
           <w:tcPr>
-            <w:tcW w:type="dxa" w:w="2880"/>
-          </w:tcPr>
-          <w:p>
-            <w:r>
-              <w:rPr>
-                <w:sz w:val="16"/>
-              </w:rPr>
-              <w:t>Cobalt</w:t>
-            </w:r>
-          </w:p>
-        </w:tc>
-        <w:tc>
-          <w:tcPr>
-            <w:tcW w:type="dxa" w:w="2880"/>
-          </w:tcPr>
-          <w:p>
-            <w:r>
-              <w:rPr>
-                <w:sz w:val="16"/>
-              </w:rPr>
-              <w:t>9.2%</w:t>
-            </w:r>
-          </w:p>
-        </w:tc>
-        <w:tc>
-          <w:tcPr>
-            <w:tcW w:type="dxa" w:w="2880"/>
-          </w:tcPr>
-          <w:p>
-            <w:r>
-              <w:rPr>
-                <w:sz w:val="16"/>
-              </w:rPr>
-              <w:t>~2× by 2040</w:t>
+            <w:tcW w:type="dxa" w:w="2160"/>
+          </w:tcPr>
+          <w:p>
+            <w:r>
+              <w:rPr>
+                <w:sz w:val="16"/>
+              </w:rPr>
+              <w:t>Lithium</w:t>
+            </w:r>
+          </w:p>
+        </w:tc>
+        <w:tc>
+          <w:tcPr>
+            <w:tcW w:type="dxa" w:w="2160"/>
+          </w:tcPr>
+          <w:p>
+            <w:r>
+              <w:rPr>
+                <w:sz w:val="16"/>
+              </w:rPr>
+              <w:t>339,200 (LCE)</w:t>
+            </w:r>
+          </w:p>
+        </w:tc>
+        <w:tc>
+          <w:tcPr>
+            <w:tcW w:type="dxa" w:w="2160"/>
+          </w:tcPr>
+          <w:p>
+            <w:r>
+              <w:rPr>
+                <w:sz w:val="16"/>
+              </w:rPr>
+              <w:t>26.5%</w:t>
+            </w:r>
+          </w:p>
+        </w:tc>
+        <w:tc>
+          <w:tcPr>
+            <w:tcW w:type="dxa" w:w="2160"/>
+          </w:tcPr>
+          <w:p>
+            <w:r>
+              <w:rPr>
+                <w:sz w:val="16"/>
+              </w:rPr>
+              <w:t>~9× by 2040</w:t>
             </w:r>
           </w:p>
         </w:tc>
@@ -3707,33 +4130,46 @@
       <w:tr>
         <w:tc>
           <w:tcPr>
-            <w:tcW w:type="dxa" w:w="2880"/>
-          </w:tcPr>
-          <w:p>
-            <w:r>
-              <w:rPr>
-                <w:sz w:val="16"/>
-              </w:rPr>
-              <w:t>REE_magnet</w:t>
-            </w:r>
-          </w:p>
-        </w:tc>
-        <w:tc>
-          <w:tcPr>
-            <w:tcW w:type="dxa" w:w="2880"/>
-          </w:tcPr>
-          <w:p>
-            <w:r>
-              <w:rPr>
-                <w:sz w:val="16"/>
-              </w:rPr>
-              <w:t>8.8%</w:t>
-            </w:r>
-          </w:p>
-        </w:tc>
-        <w:tc>
-          <w:tcPr>
-            <w:tcW w:type="dxa" w:w="2880"/>
+            <w:tcW w:type="dxa" w:w="2160"/>
+          </w:tcPr>
+          <w:p>
+            <w:r>
+              <w:rPr>
+                <w:sz w:val="16"/>
+              </w:rPr>
+              <w:t>Cobalt</w:t>
+            </w:r>
+          </w:p>
+        </w:tc>
+        <w:tc>
+          <w:tcPr>
+            <w:tcW w:type="dxa" w:w="2160"/>
+          </w:tcPr>
+          <w:p>
+            <w:r>
+              <w:rPr>
+                <w:sz w:val="16"/>
+              </w:rPr>
+              <w:t>163,000</w:t>
+            </w:r>
+          </w:p>
+        </w:tc>
+        <w:tc>
+          <w:tcPr>
+            <w:tcW w:type="dxa" w:w="2160"/>
+          </w:tcPr>
+          <w:p>
+            <w:r>
+              <w:rPr>
+                <w:sz w:val="16"/>
+              </w:rPr>
+              <w:t>9.2%</w:t>
+            </w:r>
+          </w:p>
+        </w:tc>
+        <w:tc>
+          <w:tcPr>
+            <w:tcW w:type="dxa" w:w="2160"/>
           </w:tcPr>
           <w:p>
             <w:r>
@@ -3748,33 +4184,46 @@
       <w:tr>
         <w:tc>
           <w:tcPr>
-            <w:tcW w:type="dxa" w:w="2880"/>
-          </w:tcPr>
-          <w:p>
-            <w:r>
-              <w:rPr>
-                <w:sz w:val="16"/>
-              </w:rPr>
-              <w:t>Copper</w:t>
-            </w:r>
-          </w:p>
-        </w:tc>
-        <w:tc>
-          <w:tcPr>
-            <w:tcW w:type="dxa" w:w="2880"/>
-          </w:tcPr>
-          <w:p>
-            <w:r>
-              <w:rPr>
-                <w:sz w:val="16"/>
-              </w:rPr>
-              <w:t>4.3%</w:t>
-            </w:r>
-          </w:p>
-        </w:tc>
-        <w:tc>
-          <w:tcPr>
-            <w:tcW w:type="dxa" w:w="2880"/>
+            <w:tcW w:type="dxa" w:w="2160"/>
+          </w:tcPr>
+          <w:p>
+            <w:r>
+              <w:rPr>
+                <w:sz w:val="16"/>
+              </w:rPr>
+              <w:t>REE_magnet</w:t>
+            </w:r>
+          </w:p>
+        </w:tc>
+        <w:tc>
+          <w:tcPr>
+            <w:tcW w:type="dxa" w:w="2160"/>
+          </w:tcPr>
+          <w:p>
+            <w:r>
+              <w:rPr>
+                <w:sz w:val="16"/>
+              </w:rPr>
+              <w:t>37,940</w:t>
+            </w:r>
+          </w:p>
+        </w:tc>
+        <w:tc>
+          <w:tcPr>
+            <w:tcW w:type="dxa" w:w="2160"/>
+          </w:tcPr>
+          <w:p>
+            <w:r>
+              <w:rPr>
+                <w:sz w:val="16"/>
+              </w:rPr>
+              <w:t>8.8%</w:t>
+            </w:r>
+          </w:p>
+        </w:tc>
+        <w:tc>
+          <w:tcPr>
+            <w:tcW w:type="dxa" w:w="2160"/>
           </w:tcPr>
           <w:p>
             <w:r>
@@ -3787,6 +4236,47 @@
         </w:tc>
       </w:tr>
     </w:tbl>
+    <w:p>
+      <w:pPr>
+        <w:pStyle w:val="IntenseQuote"/>
+      </w:pPr>
+      <w:r>
+        <w:rPr>
+          <w:b/>
+        </w:rPr>
+        <w:t>Critical vs growth minerals.</w:t>
+      </w:r>
+      <w:r>
+        <w:t xml:space="preserve"> Per the Vision 2035 annex, </w:t>
+      </w:r>
+      <w:r>
+        <w:rPr>
+          <w:b/>
+        </w:rPr>
+        <w:t>copper is a UK *growth* mineral</w:t>
+      </w:r>
+      <w:r>
+        <w:t xml:space="preserve"> (fundamental to advanced manufacturing &amp; clean energy), </w:t>
+      </w:r>
+      <w:r>
+        <w:rPr>
+          <w:b/>
+        </w:rPr>
+        <w:t>not</w:t>
+      </w:r>
+      <w:r>
+        <w:t xml:space="preserve"> a current UK *critical* mineral. The model keeps copper inside the supply-security aggregates (it is strategically central to NI) but flags it, so the basket is reported as </w:t>
+      </w:r>
+      <w:r>
+        <w:rPr>
+          <w:b/>
+        </w:rPr>
+        <w:t>"critical &amp; growth minerals"</w:t>
+      </w:r>
+      <w:r>
+        <w:t xml:space="preserve"> and copper's relatively secure, well-diversified supply does not overstate the *critical*-mineral domestic/recycled share.</w:t>
+      </w:r>
+    </w:p>
     <w:p>
       <w:r>
         <w:rPr>
@@ -5520,7 +6010,16 @@
         <w:t>Sequencing:</w:t>
       </w:r>
       <w:r>
-        <w:t xml:space="preserve"> *now* — recycled-content procurement + design standards + product passports (cheap, high return); *then* — a Circular Innovation Fund and collection/DRS to unblock feedstock.</w:t>
+        <w:t xml:space="preserve"> *now* — recycled-content procurement + design standards + product passports (cheap, high return); *then* — a Circular Innovation Fund and collection/DRS to unblock feedstock. </w:t>
+      </w:r>
+      <w:r>
+        <w:rPr>
+          <w:b/>
+        </w:rPr>
+        <w:t>Against the stricter EU-CRMA 25% (2030) recycling stretch</w:t>
+      </w:r>
+      <w:r>
+        <w:t xml:space="preserve"> — relevant if NI serves the EU market under the Windsor Framework — *no single lever qualifies*; only the integrated package approaches it, reinforcing that the EU benchmark requires the full circular build-out.</w:t>
       </w:r>
     </w:p>
     <w:p>
@@ -5972,7 +6471,16 @@
     </w:tbl>
     <w:p>
       <w:r>
-        <w:t xml:space="preserve">Top opportunity-ranked minerals: REE_magnet (0.62, recycling), Copper (0.60, primary+recycling), Lithium (0.55), Cobalt (0.49), Aluminium (0.45) — the critical-mineral opportunities are overwhelmingly </w:t>
+        <w:t xml:space="preserve">Top opportunity-ranked minerals: REE_magnet (0.62, recycling), </w:t>
+      </w:r>
+      <w:r>
+        <w:rPr>
+          <w:b/>
+        </w:rPr>
+        <w:t>Copper (0.60, *growth* mineral, primary+recycling)</w:t>
+      </w:r>
+      <w:r>
+        <w:t xml:space="preserve">, Lithium (0.55), Cobalt (0.49), Aluminium (0.45) — the opportunities are overwhelmingly </w:t>
       </w:r>
       <w:r>
         <w:rPr>
@@ -5981,7 +6489,25 @@
         <w:t>circular</w:t>
       </w:r>
       <w:r>
-        <w:t>.</w:t>
+        <w:t xml:space="preserve">. Per the Vision 2035 annex, copper is a UK </w:t>
+      </w:r>
+      <w:r>
+        <w:rPr>
+          <w:b/>
+        </w:rPr>
+        <w:t>growth</w:t>
+      </w:r>
+      <w:r>
+        <w:t xml:space="preserve"> mineral (not on the critical list), so this basket is read as </w:t>
+      </w:r>
+      <w:r>
+        <w:rPr>
+          <w:b/>
+        </w:rPr>
+        <w:t>"critical &amp; growth minerals"</w:t>
+      </w:r>
+      <w:r>
+        <w:t>; copper's strong rank reflects industrial-resilience value rather than critical-supply scarcity.</w:t>
       </w:r>
     </w:p>
     <w:p>
@@ -7470,6 +7996,284 @@
         <w:rPr>
           <w:b/>
         </w:rPr>
+        <w:t>Beyond single-country: the IEA-2025 midstream-risk view.</w:t>
+      </w:r>
+      <w:r>
+        <w:t xml:space="preserve"> The IEA finds the binding risk is now </w:t>
+      </w:r>
+      <w:r>
+        <w:rPr>
+          <w:b/>
+        </w:rPr>
+        <w:t>top-three</w:t>
+      </w:r>
+      <w:r>
+        <w:t xml:space="preserve"> mine concentration (rose to ~86% in 2024) and </w:t>
+      </w:r>
+      <w:r>
+        <w:rPr>
+          <w:b/>
+        </w:rPr>
+        <w:t>refining</w:t>
+      </w:r>
+      <w:r>
+        <w:t xml:space="preserve"> concentration (China refines 19 of 20 strategic minerals). The model adds both indices; under the export-ban shock (lower = safer):</w:t>
+      </w:r>
+    </w:p>
+    <w:tbl>
+      <w:tblPr>
+        <w:tblStyle w:val="LightGrid-Accent1"/>
+        <w:tblW w:type="auto" w:w="0"/>
+        <w:tblLayout w:type="autofit"/>
+        <w:tblLook w:firstColumn="1" w:firstRow="1" w:lastColumn="0" w:lastRow="0" w:noHBand="0" w:noVBand="1" w:val="04A0"/>
+      </w:tblPr>
+      <w:tblGrid>
+        <w:gridCol w:w="2160"/>
+        <w:gridCol w:w="2160"/>
+        <w:gridCol w:w="2160"/>
+        <w:gridCol w:w="2160"/>
+      </w:tblGrid>
+      <w:tr>
+        <w:tc>
+          <w:tcPr>
+            <w:tcW w:type="dxa" w:w="2160"/>
+          </w:tcPr>
+          <w:p>
+            <w:r>
+              <w:rPr>
+                <w:b/>
+                <w:sz w:val="16"/>
+              </w:rPr>
+              <w:t>Role</w:t>
+            </w:r>
+          </w:p>
+        </w:tc>
+        <w:tc>
+          <w:tcPr>
+            <w:tcW w:type="dxa" w:w="2160"/>
+          </w:tcPr>
+          <w:p>
+            <w:r>
+              <w:rPr>
+                <w:b/>
+                <w:sz w:val="16"/>
+              </w:rPr>
+              <w:t>Single-country</w:t>
+            </w:r>
+          </w:p>
+        </w:tc>
+        <w:tc>
+          <w:tcPr>
+            <w:tcW w:type="dxa" w:w="2160"/>
+          </w:tcPr>
+          <w:p>
+            <w:r>
+              <w:rPr>
+                <w:b/>
+                <w:sz w:val="16"/>
+              </w:rPr>
+              <w:t>Top-3 (mine)</w:t>
+            </w:r>
+          </w:p>
+        </w:tc>
+        <w:tc>
+          <w:tcPr>
+            <w:tcW w:type="dxa" w:w="2160"/>
+          </w:tcPr>
+          <w:p>
+            <w:r>
+              <w:rPr>
+                <w:b/>
+                <w:sz w:val="16"/>
+              </w:rPr>
+              <w:t>Refining (midstream)</w:t>
+            </w:r>
+          </w:p>
+        </w:tc>
+      </w:tr>
+      <w:tr>
+        <w:tc>
+          <w:tcPr>
+            <w:tcW w:type="dxa" w:w="2160"/>
+          </w:tcPr>
+          <w:p>
+            <w:r>
+              <w:rPr>
+                <w:sz w:val="16"/>
+              </w:rPr>
+              <w:t>Market / light-touch</w:t>
+            </w:r>
+          </w:p>
+        </w:tc>
+        <w:tc>
+          <w:tcPr>
+            <w:tcW w:type="dxa" w:w="2160"/>
+          </w:tcPr>
+          <w:p>
+            <w:r>
+              <w:rPr>
+                <w:sz w:val="16"/>
+              </w:rPr>
+              <w:t>0.246</w:t>
+            </w:r>
+          </w:p>
+        </w:tc>
+        <w:tc>
+          <w:tcPr>
+            <w:tcW w:type="dxa" w:w="2160"/>
+          </w:tcPr>
+          <w:p>
+            <w:r>
+              <w:rPr>
+                <w:sz w:val="16"/>
+              </w:rPr>
+              <w:t>0.504</w:t>
+            </w:r>
+          </w:p>
+        </w:tc>
+        <w:tc>
+          <w:tcPr>
+            <w:tcW w:type="dxa" w:w="2160"/>
+          </w:tcPr>
+          <w:p>
+            <w:r>
+              <w:rPr>
+                <w:sz w:val="16"/>
+              </w:rPr>
+              <w:t>0.355</w:t>
+            </w:r>
+          </w:p>
+        </w:tc>
+      </w:tr>
+      <w:tr>
+        <w:tc>
+          <w:tcPr>
+            <w:tcW w:type="dxa" w:w="2160"/>
+          </w:tcPr>
+          <w:p>
+            <w:r>
+              <w:rPr>
+                <w:sz w:val="16"/>
+              </w:rPr>
+              <w:t>Diversify &amp; insure</w:t>
+            </w:r>
+          </w:p>
+        </w:tc>
+        <w:tc>
+          <w:tcPr>
+            <w:tcW w:type="dxa" w:w="2160"/>
+          </w:tcPr>
+          <w:p>
+            <w:r>
+              <w:rPr>
+                <w:sz w:val="16"/>
+              </w:rPr>
+              <w:t>0.158</w:t>
+            </w:r>
+          </w:p>
+        </w:tc>
+        <w:tc>
+          <w:tcPr>
+            <w:tcW w:type="dxa" w:w="2160"/>
+          </w:tcPr>
+          <w:p>
+            <w:r>
+              <w:rPr>
+                <w:sz w:val="16"/>
+              </w:rPr>
+              <w:t>0.423</w:t>
+            </w:r>
+          </w:p>
+        </w:tc>
+        <w:tc>
+          <w:tcPr>
+            <w:tcW w:type="dxa" w:w="2160"/>
+          </w:tcPr>
+          <w:p>
+            <w:r>
+              <w:rPr>
+                <w:sz w:val="16"/>
+              </w:rPr>
+              <w:t>0.355</w:t>
+            </w:r>
+          </w:p>
+        </w:tc>
+      </w:tr>
+      <w:tr>
+        <w:tc>
+          <w:tcPr>
+            <w:tcW w:type="dxa" w:w="2160"/>
+          </w:tcPr>
+          <w:p>
+            <w:r>
+              <w:rPr>
+                <w:sz w:val="16"/>
+              </w:rPr>
+              <w:t>Strategic coordinator</w:t>
+            </w:r>
+          </w:p>
+        </w:tc>
+        <w:tc>
+          <w:tcPr>
+            <w:tcW w:type="dxa" w:w="2160"/>
+          </w:tcPr>
+          <w:p>
+            <w:r>
+              <w:rPr>
+                <w:sz w:val="16"/>
+              </w:rPr>
+              <w:t>0.180</w:t>
+            </w:r>
+          </w:p>
+        </w:tc>
+        <w:tc>
+          <w:tcPr>
+            <w:tcW w:type="dxa" w:w="2160"/>
+          </w:tcPr>
+          <w:p>
+            <w:r>
+              <w:rPr>
+                <w:sz w:val="16"/>
+              </w:rPr>
+              <w:t>0.444</w:t>
+            </w:r>
+          </w:p>
+        </w:tc>
+        <w:tc>
+          <w:tcPr>
+            <w:tcW w:type="dxa" w:w="2160"/>
+          </w:tcPr>
+          <w:p>
+            <w:r>
+              <w:rPr>
+                <w:b/>
+                <w:sz w:val="16"/>
+              </w:rPr>
+              <w:t>0.337</w:t>
+            </w:r>
+          </w:p>
+        </w:tc>
+      </w:tr>
+    </w:tbl>
+    <w:p>
+      <w:r>
+        <w:t xml:space="preserve">The contrast is the key insight: </w:t>
+      </w:r>
+      <w:r>
+        <w:rPr>
+          <w:b/>
+        </w:rPr>
+        <w:t>import diversification cuts single-country and partly top-three exposure, but barely touches refining exposure</w:t>
+      </w:r>
+      <w:r>
+        <w:t xml:space="preserve"> — which only falls when NI builds its own recovery/processing capacity (the coordinator and circular roles). The security problem is *midstream*, so the answer must include capacity, not just diversification. (Export-controlled minerals — REE, antimony, cobalt — are flagged but tiny by tonnage, so a tonnage view understates their strategic weight.)</w:t>
+      </w:r>
+    </w:p>
+    <w:p>
+      <w:r>
+        <w:rPr>
+          <w:b/>
+        </w:rPr>
         <w:t>(iv) How this leads to the answer.</w:t>
       </w:r>
       <w:r>
@@ -7488,10 +8292,10 @@
         <w:rPr>
           <w:b/>
         </w:rPr>
-        <w:t>No single instrument is enough.</w:t>
-      </w:r>
-      <w:r>
-        <w:t xml:space="preserve"> A balanced </w:t>
+        <w:t>No single instrument is enough</w:t>
+      </w:r>
+      <w:r>
+        <w:t xml:space="preserve">, and single-country exposure alone *understates* the risk (top-three and refining are far higher). A balanced </w:t>
       </w:r>
       <w:r>
         <w:rPr>
@@ -7509,7 +8313,7 @@
         <w:t>halves the 90th-percentile gap vs light-touch</w:t>
       </w:r>
       <w:r>
-        <w:t xml:space="preserve"> and is the only posture that moves all three Vision-2035 indicators at once while adding GVA. The role is an active </w:t>
+        <w:t xml:space="preserve">, is the only posture that moves all three Vision-2035 indicators at once while adding GVA, and is the only one (with circular-leader) that lowers *refining* exposure. The role is an active </w:t>
       </w:r>
       <w:r>
         <w:rPr>
@@ -7518,7 +8322,16 @@
         <w:t>coordinator/insurer</w:t>
       </w:r>
       <w:r>
-        <w:t xml:space="preserve"> (set targets; de-risk midstream; fix collection; diversify + hold a thin reserve; uphold high-ESG terms) — exactly the posture Japan used successfully.</w:t>
+        <w:t xml:space="preserve"> (set targets; de-risk midstream; fix collection; diversify + hold a thin reserve; uphold high-ESG terms) — exactly the posture Japan used successfully. Against the stricter </w:t>
+      </w:r>
+      <w:r>
+        <w:rPr>
+          <w:b/>
+        </w:rPr>
+        <w:t>EU-CRMA stretch</w:t>
+      </w:r>
+      <w:r>
+        <w:t xml:space="preserve"> (25% recycling, ≤65% single-country) NI needs the circular build-out to compete for the EU market under the Windsor Framework.</w:t>
       </w:r>
     </w:p>
     <w:p>
@@ -7537,7 +8350,16 @@
         <w:t>(i) Experiment logic.</w:t>
       </w:r>
       <w:r>
-        <w:t xml:space="preserve"> The firm-grounded jobs-by-council output is split by skill level and wage band (ONS SOC/ASHE structure on the real NISRA median wage £34,632), with </w:t>
+        <w:t xml:space="preserve"> The firm-grounded jobs-by-council output is split by skill level and wage band (ONS SOC/ASHE structure on the real NISRA median wage </w:t>
+      </w:r>
+      <w:r>
+        <w:rPr>
+          <w:b/>
+        </w:rPr>
+        <w:t>£37,100, ASHE 2025</w:t>
+      </w:r>
+      <w:r>
+        <w:t xml:space="preserve">), with </w:t>
       </w:r>
       <w:r>
         <w:rPr>
@@ -7557,7 +8379,16 @@
         <w:t>(ii) Data used.</w:t>
       </w:r>
       <w:r>
-        <w:t xml:space="preserve"> NISRA ASHE 2024 wage anchor; ONS ASHE-by-industry; NI skills backdrop (~7,500 skill-shortage vacancies, 5,000+ new roles/yr); Minviro retained-jobs estimates (Scen-2: 52 … two-mine 4b: 7,177); UK Industrial Strategy (Belfast named a critical-minerals cluster).</w:t>
+        <w:t xml:space="preserve"> </w:t>
+      </w:r>
+      <w:r>
+        <w:rPr>
+          <w:b/>
+        </w:rPr>
+        <w:t>NISRA ASHE 2025</w:t>
+      </w:r>
+      <w:r>
+        <w:t xml:space="preserve"> wage anchor (£37,100/yr, £713/wk — up ~7% from £34,632 in 2024, which is retained as a sensitivity; the premium is a ratio so it is unchanged, the wage bill scales ~7%); ONS ASHE-by-industry; NI skills backdrop (~7,500 skill-shortage vacancies, 5,000+ new roles/yr); Minviro retained-jobs estimates (Scen-2: 52 … two-mine 4b: 7,177); UK Industrial Strategy (Belfast named a critical-minerals cluster).</w:t>
       </w:r>
     </w:p>
     <w:p>
@@ -8126,7 +8957,16 @@
         <w:t>(ii) Data used.</w:t>
       </w:r>
       <w:r>
-        <w:t xml:space="preserve"> Minviro multiplier basis (NI 2016 + Scotland 2016 I-O), scenario anchors and WACC; named-firm investment pipeline (£1,164m); Minviro retained-jobs/leakage analysis and CLCA carbon (~0.36% of NI CO₂).</w:t>
+        <w:t xml:space="preserve"> Minviro multiplier basis (NI 2016 + Scotland 2016 I-O), scenario anchors and WACC; named-firm investment pipeline (£1,164m); Minviro retained-jobs/leakage analysis and CLCA carbon (~0.36% of NI CO₂); and the </w:t>
+      </w:r>
+      <w:r>
+        <w:rPr>
+          <w:b/>
+        </w:rPr>
+        <w:t>NISRA NIETS 2024</w:t>
+      </w:r>
+      <w:r>
+        <w:t xml:space="preserve"> external-trade frame (NI sales £109.3bn, exports £19.6bn, imports £11.2bn, surplus £8.4bn) to contextualise the export and avoided-import magnitudes.</w:t>
       </w:r>
     </w:p>
     <w:p>
@@ -8725,7 +9565,16 @@
         <w:t>Pure extraction support is the weakest</w:t>
       </w:r>
       <w:r>
-        <w:t xml:space="preserve"> (little opens without social licence). Headline benefits are an upper bound — the *retained* share depends on the Q2.5 local-content + skills measures.</w:t>
+        <w:t xml:space="preserve"> (little opens without social licence). Headline benefits are an upper bound — the *retained* share depends on the Q2.5 local-content + skills measures. </w:t>
+      </w:r>
+      <w:r>
+        <w:rPr>
+          <w:b/>
+        </w:rPr>
+        <w:t>In the NISRA NIETS 2024 trade frame</w:t>
+      </w:r>
+      <w:r>
+        <w:t>, the integrated minerals system contributes only ~0.3% of NI's £19.6bn external exports and displaces ~1.3% of its £11.2bn external imports by year 30 — small by *volume* but high in *strategic value*, protecting a far larger downstream manufacturing base from import-price and supply shocks. (NIETS sector tables are the recommended next calibration step for the proxy export shares.)</w:t>
       </w:r>
     </w:p>
     <w:p>
@@ -9503,7 +10352,7 @@
         <w:br/>
         <w:t>python run_mvm.py                 # main scenario pipeline → outputs/</w:t>
         <w:br/>
-        <w:t>python verify_model.py            # 58 invariant + property-based checks</w:t>
+        <w:t>python verify_model.py            # 61 invariant + property-based checks</w:t>
         <w:br/>
         <w:t>python q2_1_circularity_interventions.py … q2_7_negative_impacts.py</w:t>
         <w:br/>

--- a/word/NI_Minerals_Model_Report.docx
+++ b/word/NI_Minerals_Model_Report.docx
@@ -2836,7 +2836,72 @@
         <w:t>python run_mvm.py; python verify_model.py</w:t>
       </w:r>
       <w:r>
-        <w:t>).</w:t>
+        <w:t xml:space="preserve">). A durable, layered validation report (design rationale, summary, per-check results and limitations) is generated by </w:t>
+      </w:r>
+      <w:r>
+        <w:rPr>
+          <w:rFonts w:ascii="Consolas" w:hAnsi="Consolas"/>
+        </w:rPr>
+        <w:t>model/validate_model_report.py</w:t>
+      </w:r>
+      <w:r>
+        <w:t xml:space="preserve"> → </w:t>
+      </w:r>
+      <w:r>
+        <w:rPr>
+          <w:rFonts w:ascii="Consolas" w:hAnsi="Consolas"/>
+        </w:rPr>
+        <w:t>word/Model_Validation_Report.docx</w:t>
+      </w:r>
+      <w:r>
+        <w:t xml:space="preserve"> (61 passed / 0 failed).</w:t>
+      </w:r>
+    </w:p>
+    <w:p>
+      <w:r>
+        <w:rPr>
+          <w:b/>
+        </w:rPr>
+        <w:t>(c) Validation of the new evidence layer (this revision).</w:t>
+      </w:r>
+      <w:r>
+        <w:t xml:space="preserve"> The IEA-2025 risk indices and the critical/growth split were independently re-validated across a 30-year shocked run: </w:t>
+      </w:r>
+      <w:r>
+        <w:rPr>
+          <w:b/>
+        </w:rPr>
+        <w:t>top-three exposure ≥ single-country exposure in every year</w:t>
+      </w:r>
+      <w:r>
+        <w:t xml:space="preserve"> (the top-three cluster always contains the dominant supplier), </w:t>
+      </w:r>
+      <w:r>
+        <w:rPr>
+          <w:b/>
+        </w:rPr>
+        <w:t>refining, export-control and critical-only shares stay within [0,1] every year</w:t>
+      </w:r>
+      <w:r>
+        <w:t xml:space="preserve">, and </w:t>
+      </w:r>
+      <w:r>
+        <w:rPr>
+          <w:b/>
+        </w:rPr>
+        <w:t>determinism holds with the new columns</w:t>
+      </w:r>
+      <w:r>
+        <w:t xml:space="preserve"> (identical reruns match). The </w:t>
+      </w:r>
+      <w:r>
+        <w:rPr>
+          <w:b/>
+        </w:rPr>
+        <w:t>critical-only</w:t>
+      </w:r>
+      <w:r>
+        <w:t xml:space="preserve"> recycled share (copper excluded) runs *below* the critical-&amp;-growth figure (e.g. ~0.165 vs ~0.225 in the shocked run) — confirming that including copper, a UK *growth* mineral, modestly flatters the headline critical-mineral share, which is exactly why it is reported separately.</w:t>
       </w:r>
     </w:p>
     <w:p>

--- a/word/NI_Minerals_Model_Report.docx
+++ b/word/NI_Minerals_Model_Report.docx
@@ -196,7 +196,25 @@
         <w:t>EU-CRMA stretch targets</w:t>
       </w:r>
       <w:r>
-        <w:t xml:space="preserve"> (25% recycling, ≤65% single-country) as an EU-market sensitivity. The harness is now </w:t>
+        <w:t xml:space="preserve"> (25% recycling, ≤65% single-country) as an EU-market sensitivity. </w:t>
+      </w:r>
+      <w:r>
+        <w:rPr>
+          <w:b/>
+        </w:rPr>
+        <w:t>Q2.7 has been refocused</w:t>
+      </w:r>
+      <w:r>
+        <w:t xml:space="preserve"> to the consultation question as posed — the *economic* negative impacts of mineral development (leakage, closure/legacy liability, agriculture/tourism displacement, boom-bust exposure, stranded capital; </w:t>
+      </w:r>
+      <w:r>
+        <w:rPr>
+          <w:rFonts w:ascii="Consolas" w:hAnsi="Consolas"/>
+        </w:rPr>
+        <w:t>econ_impact_module.py</w:t>
+      </w:r>
+      <w:r>
+        <w:t xml:space="preserve">), with environmental impacts moved out of scope (still tracked in the I-O CO₂/PM satellites). The harness is now </w:t>
       </w:r>
       <w:r>
         <w:rPr>
@@ -9647,7 +9665,16 @@
         <w:pStyle w:val="Heading2"/>
       </w:pPr>
       <w:r>
-        <w:t>Q2.7 — Negative impacts and how to minimise them</w:t>
+        <w:t xml:space="preserve">Q2.7 — Potential </w:t>
+      </w:r>
+      <w:r>
+        <w:rPr>
+          <w:b/>
+        </w:rPr>
+        <w:t>economic</w:t>
+      </w:r>
+      <w:r>
+        <w:t xml:space="preserve"> negative impacts of mineral development</w:t>
       </w:r>
     </w:p>
     <w:p>
@@ -9658,7 +9685,79 @@
         <w:t>(i) Experiment logic.</w:t>
       </w:r>
       <w:r>
-        <w:t xml:space="preserve"> The validated CO₂/PM satellites are reported alongside relative pressure indices for Minviro Appendix-A impact groups (water, land, biodiversity, tailings/waste) and eco-efficiency (impact per £m GVA), across baseline / circular / primary / integrated / high-ESG scenarios.</w:t>
+        <w:t xml:space="preserve"> This answers the consultation question as literally posed — the </w:t>
+      </w:r>
+      <w:r>
+        <w:rPr>
+          <w:b/>
+        </w:rPr>
+        <w:t>economic</w:t>
+      </w:r>
+      <w:r>
+        <w:t xml:space="preserve"> downsides of (mainly primary) mineral development, </w:t>
+      </w:r>
+      <w:r>
+        <w:rPr>
+          <w:b/>
+        </w:rPr>
+        <w:t>not</w:t>
+      </w:r>
+      <w:r>
+        <w:t xml:space="preserve"> the environmental pressures (carbon/air/land/water/biodiversity stay in the I-O CO₂/PM satellites and are out of scope here). Five Minviro-grounded economic negatives are quantified across scenarios (baseline / circular / lightly-managed primary / integrated / responsible-managed primary): </w:t>
+      </w:r>
+      <w:r>
+        <w:rPr>
+          <w:b/>
+        </w:rPr>
+        <w:t>benefit leakage</w:t>
+      </w:r>
+      <w:r>
+        <w:t xml:space="preserve"> (enclave economy), </w:t>
+      </w:r>
+      <w:r>
+        <w:rPr>
+          <w:b/>
+        </w:rPr>
+        <w:t>closure cliff + remediation liability</w:t>
+      </w:r>
+      <w:r>
+        <w:t xml:space="preserve">, </w:t>
+      </w:r>
+      <w:r>
+        <w:rPr>
+          <w:b/>
+        </w:rPr>
+        <w:t>agriculture/tourism displacement</w:t>
+      </w:r>
+      <w:r>
+        <w:t xml:space="preserve">, </w:t>
+      </w:r>
+      <w:r>
+        <w:rPr>
+          <w:b/>
+        </w:rPr>
+        <w:t>boom-bust price-volatility exposure</w:t>
+      </w:r>
+      <w:r>
+        <w:t xml:space="preserve">, and </w:t>
+      </w:r>
+      <w:r>
+        <w:rPr>
+          <w:b/>
+        </w:rPr>
+        <w:t>stranded/sunk capital</w:t>
+      </w:r>
+      <w:r>
+        <w:t xml:space="preserve"> on contested long-lead projects (</w:t>
+      </w:r>
+      <w:r>
+        <w:rPr>
+          <w:rFonts w:ascii="Consolas" w:hAnsi="Consolas"/>
+        </w:rPr>
+        <w:t>econ_impact_module.py</w:t>
+      </w:r>
+      <w:r>
+        <w:t>).</w:t>
       </w:r>
     </w:p>
     <w:p>
@@ -9669,7 +9768,7 @@
         <w:t>(ii) Data used.</w:t>
       </w:r>
       <w:r>
-        <w:t xml:space="preserve"> Minviro Appendix A (impact groups, site-specific receptors, avoid→mitigate→closure hierarchy); Minviro CLCA (most active mining ≈ 0.36% of NI CO₂, 0.24% of PM; recycling carbon ~30% of primary); I-O CO₂/PM satellites.</w:t>
+        <w:t xml:space="preserve"> Minviro Final Report: retained employment §2.2.5 + Galmoy/Lisheen leakage; mine-closure §1.4.6.8 (Fig 1.33 closure-cost estimates); agriculture §3.4.2.4 &amp; tourism §3.4.2.5 displacement; price-volatility/"volatile inflows". Dalradian Curraghinalt (~£250m proposed, ~21-yr inquiry) for the stranded-capital exposure. Parameters (life-of-mine 18 yr, closure £35m/mine, agri+tourism £3m/mine-yr, volatility 0.30, base retention 0.70) are PROXY in the data register.</w:t>
       </w:r>
     </w:p>
     <w:p>
@@ -9677,7 +9776,7 @@
         <w:rPr>
           <w:b/>
         </w:rPr>
-        <w:t>(iii) Results.</w:t>
+        <w:t>(iii) Results (£m, discounted over 30 years):</w:t>
       </w:r>
     </w:p>
     <w:tbl>
@@ -9688,17 +9787,20 @@
         <w:tblLook w:firstColumn="1" w:firstRow="1" w:lastColumn="0" w:lastRow="0" w:noHBand="0" w:noVBand="1" w:val="04A0"/>
       </w:tblPr>
       <w:tblGrid>
-        <w:gridCol w:w="1440"/>
-        <w:gridCol w:w="1440"/>
-        <w:gridCol w:w="1440"/>
-        <w:gridCol w:w="1440"/>
-        <w:gridCol w:w="1440"/>
-        <w:gridCol w:w="1440"/>
+        <w:gridCol w:w="960"/>
+        <w:gridCol w:w="960"/>
+        <w:gridCol w:w="960"/>
+        <w:gridCol w:w="960"/>
+        <w:gridCol w:w="960"/>
+        <w:gridCol w:w="960"/>
+        <w:gridCol w:w="960"/>
+        <w:gridCol w:w="960"/>
+        <w:gridCol w:w="960"/>
       </w:tblGrid>
       <w:tr>
         <w:tc>
           <w:tcPr>
-            <w:tcW w:type="dxa" w:w="1440"/>
+            <w:tcW w:type="dxa" w:w="960"/>
           </w:tcPr>
           <w:p>
             <w:r>
@@ -9712,7 +9814,7 @@
         </w:tc>
         <w:tc>
           <w:tcPr>
-            <w:tcW w:type="dxa" w:w="1440"/>
+            <w:tcW w:type="dxa" w:w="960"/>
           </w:tcPr>
           <w:p>
             <w:r>
@@ -9720,13 +9822,13 @@
                 <w:b/>
                 <w:sz w:val="16"/>
               </w:rPr>
-              <w:t>Cum. disc. CO₂ (kt)</w:t>
-            </w:r>
-          </w:p>
-        </w:tc>
-        <w:tc>
-          <w:tcPr>
-            <w:tcW w:type="dxa" w:w="1440"/>
+              <w:t>Leakage</w:t>
+            </w:r>
+          </w:p>
+        </w:tc>
+        <w:tc>
+          <w:tcPr>
+            <w:tcW w:type="dxa" w:w="960"/>
           </w:tcPr>
           <w:p>
             <w:r>
@@ -9734,13 +9836,13 @@
                 <w:b/>
                 <w:sz w:val="16"/>
               </w:rPr>
-              <w:t>Land pressure</w:t>
-            </w:r>
-          </w:p>
-        </w:tc>
-        <w:tc>
-          <w:tcPr>
-            <w:tcW w:type="dxa" w:w="1440"/>
+              <w:t>Closure liability</w:t>
+            </w:r>
+          </w:p>
+        </w:tc>
+        <w:tc>
+          <w:tcPr>
+            <w:tcW w:type="dxa" w:w="960"/>
           </w:tcPr>
           <w:p>
             <w:r>
@@ -9748,13 +9850,13 @@
                 <w:b/>
                 <w:sz w:val="16"/>
               </w:rPr>
-              <w:t>Biodiversity</w:t>
-            </w:r>
-          </w:p>
-        </w:tc>
-        <w:tc>
-          <w:tcPr>
-            <w:tcW w:type="dxa" w:w="1440"/>
+              <w:t>Agri/tourism displ.</w:t>
+            </w:r>
+          </w:p>
+        </w:tc>
+        <w:tc>
+          <w:tcPr>
+            <w:tcW w:type="dxa" w:w="960"/>
           </w:tcPr>
           <w:p>
             <w:r>
@@ -9762,13 +9864,13 @@
                 <w:b/>
                 <w:sz w:val="16"/>
               </w:rPr>
-              <w:t>Waste/tailings</w:t>
-            </w:r>
-          </w:p>
-        </w:tc>
-        <w:tc>
-          <w:tcPr>
-            <w:tcW w:type="dxa" w:w="1440"/>
+              <w:t>Econ-neg total</w:t>
+            </w:r>
+          </w:p>
+        </w:tc>
+        <w:tc>
+          <w:tcPr>
+            <w:tcW w:type="dxa" w:w="960"/>
           </w:tcPr>
           <w:p>
             <w:r>
@@ -9776,7 +9878,49 @@
                 <w:b/>
                 <w:sz w:val="16"/>
               </w:rPr>
-              <w:t>Land per £GVA</w:t>
+              <w:t>per £GVA</w:t>
+            </w:r>
+          </w:p>
+        </w:tc>
+        <w:tc>
+          <w:tcPr>
+            <w:tcW w:type="dxa" w:w="960"/>
+          </w:tcPr>
+          <w:p>
+            <w:r>
+              <w:rPr>
+                <w:b/>
+                <w:sz w:val="16"/>
+              </w:rPr>
+              <w:t>Boom-bust /yr</w:t>
+            </w:r>
+          </w:p>
+        </w:tc>
+        <w:tc>
+          <w:tcPr>
+            <w:tcW w:type="dxa" w:w="960"/>
+          </w:tcPr>
+          <w:p>
+            <w:r>
+              <w:rPr>
+                <w:b/>
+                <w:sz w:val="16"/>
+              </w:rPr>
+              <w:t>Stranded capital</w:t>
+            </w:r>
+          </w:p>
+        </w:tc>
+        <w:tc>
+          <w:tcPr>
+            <w:tcW w:type="dxa" w:w="960"/>
+          </w:tcPr>
+          <w:p>
+            <w:r>
+              <w:rPr>
+                <w:b/>
+                <w:sz w:val="16"/>
+              </w:rPr>
+              <w:t>Net local GVA</w:t>
             </w:r>
           </w:p>
         </w:tc>
@@ -9784,7 +9928,7 @@
       <w:tr>
         <w:tc>
           <w:tcPr>
-            <w:tcW w:type="dxa" w:w="1440"/>
+            <w:tcW w:type="dxa" w:w="960"/>
           </w:tcPr>
           <w:p>
             <w:r>
@@ -9797,66 +9941,105 @@
         </w:tc>
         <w:tc>
           <w:tcPr>
-            <w:tcW w:type="dxa" w:w="1440"/>
-          </w:tcPr>
-          <w:p>
-            <w:r>
-              <w:rPr>
-                <w:sz w:val="16"/>
-              </w:rPr>
-              <w:t>1,592</w:t>
-            </w:r>
-          </w:p>
-        </w:tc>
-        <w:tc>
-          <w:tcPr>
-            <w:tcW w:type="dxa" w:w="1440"/>
-          </w:tcPr>
-          <w:p>
-            <w:r>
-              <w:rPr>
-                <w:sz w:val="16"/>
-              </w:rPr>
-              <w:t>3,813</w:t>
-            </w:r>
-          </w:p>
-        </w:tc>
-        <w:tc>
-          <w:tcPr>
-            <w:tcW w:type="dxa" w:w="1440"/>
-          </w:tcPr>
-          <w:p>
-            <w:r>
-              <w:rPr>
-                <w:sz w:val="16"/>
-              </w:rPr>
-              <w:t>2,979</w:t>
-            </w:r>
-          </w:p>
-        </w:tc>
-        <w:tc>
-          <w:tcPr>
-            <w:tcW w:type="dxa" w:w="1440"/>
-          </w:tcPr>
-          <w:p>
-            <w:r>
-              <w:rPr>
-                <w:sz w:val="16"/>
-              </w:rPr>
-              <w:t>18,178</w:t>
-            </w:r>
-          </w:p>
-        </w:tc>
-        <w:tc>
-          <w:tcPr>
-            <w:tcW w:type="dxa" w:w="1440"/>
-          </w:tcPr>
-          <w:p>
-            <w:r>
-              <w:rPr>
-                <w:sz w:val="16"/>
-              </w:rPr>
-              <w:t>4.84</w:t>
+            <w:tcW w:type="dxa" w:w="960"/>
+          </w:tcPr>
+          <w:p>
+            <w:r>
+              <w:rPr>
+                <w:sz w:val="16"/>
+              </w:rPr>
+              <w:t>136</w:t>
+            </w:r>
+          </w:p>
+        </w:tc>
+        <w:tc>
+          <w:tcPr>
+            <w:tcW w:type="dxa" w:w="960"/>
+          </w:tcPr>
+          <w:p>
+            <w:r>
+              <w:rPr>
+                <w:sz w:val="16"/>
+              </w:rPr>
+              <w:t>0</w:t>
+            </w:r>
+          </w:p>
+        </w:tc>
+        <w:tc>
+          <w:tcPr>
+            <w:tcW w:type="dxa" w:w="960"/>
+          </w:tcPr>
+          <w:p>
+            <w:r>
+              <w:rPr>
+                <w:sz w:val="16"/>
+              </w:rPr>
+              <w:t>0</w:t>
+            </w:r>
+          </w:p>
+        </w:tc>
+        <w:tc>
+          <w:tcPr>
+            <w:tcW w:type="dxa" w:w="960"/>
+          </w:tcPr>
+          <w:p>
+            <w:r>
+              <w:rPr>
+                <w:sz w:val="16"/>
+              </w:rPr>
+              <w:t>136</w:t>
+            </w:r>
+          </w:p>
+        </w:tc>
+        <w:tc>
+          <w:tcPr>
+            <w:tcW w:type="dxa" w:w="960"/>
+          </w:tcPr>
+          <w:p>
+            <w:r>
+              <w:rPr>
+                <w:sz w:val="16"/>
+              </w:rPr>
+              <w:t>17%</w:t>
+            </w:r>
+          </w:p>
+        </w:tc>
+        <w:tc>
+          <w:tcPr>
+            <w:tcW w:type="dxa" w:w="960"/>
+          </w:tcPr>
+          <w:p>
+            <w:r>
+              <w:rPr>
+                <w:sz w:val="16"/>
+              </w:rPr>
+              <w:t>2.2</w:t>
+            </w:r>
+          </w:p>
+        </w:tc>
+        <w:tc>
+          <w:tcPr>
+            <w:tcW w:type="dxa" w:w="960"/>
+          </w:tcPr>
+          <w:p>
+            <w:r>
+              <w:rPr>
+                <w:sz w:val="16"/>
+              </w:rPr>
+              <w:t>0</w:t>
+            </w:r>
+          </w:p>
+        </w:tc>
+        <w:tc>
+          <w:tcPr>
+            <w:tcW w:type="dxa" w:w="960"/>
+          </w:tcPr>
+          <w:p>
+            <w:r>
+              <w:rPr>
+                <w:sz w:val="16"/>
+              </w:rPr>
+              <w:t>653</w:t>
             </w:r>
           </w:p>
         </w:tc>
@@ -9864,7 +10047,7 @@
       <w:tr>
         <w:tc>
           <w:tcPr>
-            <w:tcW w:type="dxa" w:w="1440"/>
+            <w:tcW w:type="dxa" w:w="960"/>
           </w:tcPr>
           <w:p>
             <w:r>
@@ -9877,67 +10060,105 @@
         </w:tc>
         <w:tc>
           <w:tcPr>
-            <w:tcW w:type="dxa" w:w="1440"/>
-          </w:tcPr>
-          <w:p>
-            <w:r>
-              <w:rPr>
-                <w:sz w:val="16"/>
-              </w:rPr>
-              <w:t>1,974</w:t>
-            </w:r>
-          </w:p>
-        </w:tc>
-        <w:tc>
-          <w:tcPr>
-            <w:tcW w:type="dxa" w:w="1440"/>
-          </w:tcPr>
-          <w:p>
-            <w:r>
-              <w:rPr>
-                <w:sz w:val="16"/>
-              </w:rPr>
-              <w:t>4,024</w:t>
-            </w:r>
-          </w:p>
-        </w:tc>
-        <w:tc>
-          <w:tcPr>
-            <w:tcW w:type="dxa" w:w="1440"/>
-          </w:tcPr>
-          <w:p>
-            <w:r>
-              <w:rPr>
-                <w:sz w:val="16"/>
-              </w:rPr>
-              <w:t>3,120</w:t>
-            </w:r>
-          </w:p>
-        </w:tc>
-        <w:tc>
-          <w:tcPr>
-            <w:tcW w:type="dxa" w:w="1440"/>
-          </w:tcPr>
-          <w:p>
-            <w:r>
-              <w:rPr>
-                <w:sz w:val="16"/>
-              </w:rPr>
-              <w:t>18,882</w:t>
-            </w:r>
-          </w:p>
-        </w:tc>
-        <w:tc>
-          <w:tcPr>
-            <w:tcW w:type="dxa" w:w="1440"/>
-          </w:tcPr>
-          <w:p>
-            <w:r>
-              <w:rPr>
-                <w:b/>
-                <w:sz w:val="16"/>
-              </w:rPr>
-              <w:t>3.95</w:t>
+            <w:tcW w:type="dxa" w:w="960"/>
+          </w:tcPr>
+          <w:p>
+            <w:r>
+              <w:rPr>
+                <w:sz w:val="16"/>
+              </w:rPr>
+              <w:t>162</w:t>
+            </w:r>
+          </w:p>
+        </w:tc>
+        <w:tc>
+          <w:tcPr>
+            <w:tcW w:type="dxa" w:w="960"/>
+          </w:tcPr>
+          <w:p>
+            <w:r>
+              <w:rPr>
+                <w:sz w:val="16"/>
+              </w:rPr>
+              <w:t>0</w:t>
+            </w:r>
+          </w:p>
+        </w:tc>
+        <w:tc>
+          <w:tcPr>
+            <w:tcW w:type="dxa" w:w="960"/>
+          </w:tcPr>
+          <w:p>
+            <w:r>
+              <w:rPr>
+                <w:sz w:val="16"/>
+              </w:rPr>
+              <w:t>0</w:t>
+            </w:r>
+          </w:p>
+        </w:tc>
+        <w:tc>
+          <w:tcPr>
+            <w:tcW w:type="dxa" w:w="960"/>
+          </w:tcPr>
+          <w:p>
+            <w:r>
+              <w:rPr>
+                <w:sz w:val="16"/>
+              </w:rPr>
+              <w:t>162</w:t>
+            </w:r>
+          </w:p>
+        </w:tc>
+        <w:tc>
+          <w:tcPr>
+            <w:tcW w:type="dxa" w:w="960"/>
+          </w:tcPr>
+          <w:p>
+            <w:r>
+              <w:rPr>
+                <w:sz w:val="16"/>
+              </w:rPr>
+              <w:t>17%</w:t>
+            </w:r>
+          </w:p>
+        </w:tc>
+        <w:tc>
+          <w:tcPr>
+            <w:tcW w:type="dxa" w:w="960"/>
+          </w:tcPr>
+          <w:p>
+            <w:r>
+              <w:rPr>
+                <w:sz w:val="16"/>
+              </w:rPr>
+              <w:t>2.2</w:t>
+            </w:r>
+          </w:p>
+        </w:tc>
+        <w:tc>
+          <w:tcPr>
+            <w:tcW w:type="dxa" w:w="960"/>
+          </w:tcPr>
+          <w:p>
+            <w:r>
+              <w:rPr>
+                <w:sz w:val="16"/>
+              </w:rPr>
+              <w:t>0</w:t>
+            </w:r>
+          </w:p>
+        </w:tc>
+        <w:tc>
+          <w:tcPr>
+            <w:tcW w:type="dxa" w:w="960"/>
+          </w:tcPr>
+          <w:p>
+            <w:r>
+              <w:rPr>
+                <w:sz w:val="16"/>
+              </w:rPr>
+              <w:t>780</w:t>
             </w:r>
           </w:p>
         </w:tc>
@@ -9945,33 +10166,7 @@
       <w:tr>
         <w:tc>
           <w:tcPr>
-            <w:tcW w:type="dxa" w:w="1440"/>
-          </w:tcPr>
-          <w:p>
-            <w:r>
-              <w:rPr>
-                <w:sz w:val="16"/>
-              </w:rPr>
-              <w:t>Primary extraction</w:t>
-            </w:r>
-          </w:p>
-        </w:tc>
-        <w:tc>
-          <w:tcPr>
-            <w:tcW w:type="dxa" w:w="1440"/>
-          </w:tcPr>
-          <w:p>
-            <w:r>
-              <w:rPr>
-                <w:sz w:val="16"/>
-              </w:rPr>
-              <w:t>2,234</w:t>
-            </w:r>
-          </w:p>
-        </w:tc>
-        <w:tc>
-          <w:tcPr>
-            <w:tcW w:type="dxa" w:w="1440"/>
+            <w:tcW w:type="dxa" w:w="960"/>
           </w:tcPr>
           <w:p>
             <w:r>
@@ -9979,13 +10174,52 @@
                 <w:b/>
                 <w:sz w:val="16"/>
               </w:rPr>
-              <w:t>5,959</w:t>
-            </w:r>
-          </w:p>
-        </w:tc>
-        <w:tc>
-          <w:tcPr>
-            <w:tcW w:type="dxa" w:w="1440"/>
+              <w:t>Primary (lightly managed)</w:t>
+            </w:r>
+          </w:p>
+        </w:tc>
+        <w:tc>
+          <w:tcPr>
+            <w:tcW w:type="dxa" w:w="960"/>
+          </w:tcPr>
+          <w:p>
+            <w:r>
+              <w:rPr>
+                <w:sz w:val="16"/>
+              </w:rPr>
+              <w:t>171</w:t>
+            </w:r>
+          </w:p>
+        </w:tc>
+        <w:tc>
+          <w:tcPr>
+            <w:tcW w:type="dxa" w:w="960"/>
+          </w:tcPr>
+          <w:p>
+            <w:r>
+              <w:rPr>
+                <w:sz w:val="16"/>
+              </w:rPr>
+              <w:t>72</w:t>
+            </w:r>
+          </w:p>
+        </w:tc>
+        <w:tc>
+          <w:tcPr>
+            <w:tcW w:type="dxa" w:w="960"/>
+          </w:tcPr>
+          <w:p>
+            <w:r>
+              <w:rPr>
+                <w:sz w:val="16"/>
+              </w:rPr>
+              <w:t>116</w:t>
+            </w:r>
+          </w:p>
+        </w:tc>
+        <w:tc>
+          <w:tcPr>
+            <w:tcW w:type="dxa" w:w="960"/>
           </w:tcPr>
           <w:p>
             <w:r>
@@ -9993,13 +10227,13 @@
                 <w:b/>
                 <w:sz w:val="16"/>
               </w:rPr>
-              <w:t>4,696</w:t>
-            </w:r>
-          </w:p>
-        </w:tc>
-        <w:tc>
-          <w:tcPr>
-            <w:tcW w:type="dxa" w:w="1440"/>
+              <w:t>359</w:t>
+            </w:r>
+          </w:p>
+        </w:tc>
+        <w:tc>
+          <w:tcPr>
+            <w:tcW w:type="dxa" w:w="960"/>
           </w:tcPr>
           <w:p>
             <w:r>
@@ -10007,20 +10241,48 @@
                 <w:b/>
                 <w:sz w:val="16"/>
               </w:rPr>
-              <w:t>28,908</w:t>
-            </w:r>
-          </w:p>
-        </w:tc>
-        <w:tc>
-          <w:tcPr>
-            <w:tcW w:type="dxa" w:w="1440"/>
-          </w:tcPr>
-          <w:p>
-            <w:r>
-              <w:rPr>
-                <w:sz w:val="16"/>
-              </w:rPr>
-              <w:t>5.97</w:t>
+              <w:t>36%</w:t>
+            </w:r>
+          </w:p>
+        </w:tc>
+        <w:tc>
+          <w:tcPr>
+            <w:tcW w:type="dxa" w:w="960"/>
+          </w:tcPr>
+          <w:p>
+            <w:r>
+              <w:rPr>
+                <w:sz w:val="16"/>
+              </w:rPr>
+              <w:t>6.3</w:t>
+            </w:r>
+          </w:p>
+        </w:tc>
+        <w:tc>
+          <w:tcPr>
+            <w:tcW w:type="dxa" w:w="960"/>
+          </w:tcPr>
+          <w:p>
+            <w:r>
+              <w:rPr>
+                <w:b/>
+                <w:sz w:val="16"/>
+              </w:rPr>
+              <w:t>125</w:t>
+            </w:r>
+          </w:p>
+        </w:tc>
+        <w:tc>
+          <w:tcPr>
+            <w:tcW w:type="dxa" w:w="960"/>
+          </w:tcPr>
+          <w:p>
+            <w:r>
+              <w:rPr>
+                <w:b/>
+                <w:sz w:val="16"/>
+              </w:rPr>
+              <w:t>639</w:t>
             </w:r>
           </w:p>
         </w:tc>
@@ -10028,79 +10290,118 @@
       <w:tr>
         <w:tc>
           <w:tcPr>
-            <w:tcW w:type="dxa" w:w="1440"/>
-          </w:tcPr>
-          <w:p>
-            <w:r>
-              <w:rPr>
-                <w:sz w:val="16"/>
-              </w:rPr>
-              <w:t>Integrated</w:t>
-            </w:r>
-          </w:p>
-        </w:tc>
-        <w:tc>
-          <w:tcPr>
-            <w:tcW w:type="dxa" w:w="1440"/>
-          </w:tcPr>
-          <w:p>
-            <w:r>
-              <w:rPr>
-                <w:sz w:val="16"/>
-              </w:rPr>
-              <w:t>2,487</w:t>
-            </w:r>
-          </w:p>
-        </w:tc>
-        <w:tc>
-          <w:tcPr>
-            <w:tcW w:type="dxa" w:w="1440"/>
-          </w:tcPr>
-          <w:p>
-            <w:r>
-              <w:rPr>
-                <w:sz w:val="16"/>
-              </w:rPr>
-              <w:t>7,338</w:t>
-            </w:r>
-          </w:p>
-        </w:tc>
-        <w:tc>
-          <w:tcPr>
-            <w:tcW w:type="dxa" w:w="1440"/>
-          </w:tcPr>
-          <w:p>
-            <w:r>
-              <w:rPr>
-                <w:sz w:val="16"/>
-              </w:rPr>
-              <w:t>5,781</w:t>
-            </w:r>
-          </w:p>
-        </w:tc>
-        <w:tc>
-          <w:tcPr>
-            <w:tcW w:type="dxa" w:w="1440"/>
-          </w:tcPr>
-          <w:p>
-            <w:r>
-              <w:rPr>
-                <w:sz w:val="16"/>
-              </w:rPr>
-              <w:t>35,568</w:t>
-            </w:r>
-          </w:p>
-        </w:tc>
-        <w:tc>
-          <w:tcPr>
-            <w:tcW w:type="dxa" w:w="1440"/>
-          </w:tcPr>
-          <w:p>
-            <w:r>
-              <w:rPr>
-                <w:sz w:val="16"/>
-              </w:rPr>
-              <w:t>6.37</w:t>
+            <w:tcW w:type="dxa" w:w="960"/>
+          </w:tcPr>
+          <w:p>
+            <w:r>
+              <w:rPr>
+                <w:sz w:val="16"/>
+              </w:rPr>
+              <w:t>Integrated circular + primary</w:t>
+            </w:r>
+          </w:p>
+        </w:tc>
+        <w:tc>
+          <w:tcPr>
+            <w:tcW w:type="dxa" w:w="960"/>
+          </w:tcPr>
+          <w:p>
+            <w:r>
+              <w:rPr>
+                <w:sz w:val="16"/>
+              </w:rPr>
+              <w:t>119</w:t>
+            </w:r>
+          </w:p>
+        </w:tc>
+        <w:tc>
+          <w:tcPr>
+            <w:tcW w:type="dxa" w:w="960"/>
+          </w:tcPr>
+          <w:p>
+            <w:r>
+              <w:rPr>
+                <w:sz w:val="16"/>
+              </w:rPr>
+              <w:t>37</w:t>
+            </w:r>
+          </w:p>
+        </w:tc>
+        <w:tc>
+          <w:tcPr>
+            <w:tcW w:type="dxa" w:w="960"/>
+          </w:tcPr>
+          <w:p>
+            <w:r>
+              <w:rPr>
+                <w:sz w:val="16"/>
+              </w:rPr>
+              <w:t>70</w:t>
+            </w:r>
+          </w:p>
+        </w:tc>
+        <w:tc>
+          <w:tcPr>
+            <w:tcW w:type="dxa" w:w="960"/>
+          </w:tcPr>
+          <w:p>
+            <w:r>
+              <w:rPr>
+                <w:sz w:val="16"/>
+              </w:rPr>
+              <w:t>225</w:t>
+            </w:r>
+          </w:p>
+        </w:tc>
+        <w:tc>
+          <w:tcPr>
+            <w:tcW w:type="dxa" w:w="960"/>
+          </w:tcPr>
+          <w:p>
+            <w:r>
+              <w:rPr>
+                <w:sz w:val="16"/>
+              </w:rPr>
+              <w:t>20%</w:t>
+            </w:r>
+          </w:p>
+        </w:tc>
+        <w:tc>
+          <w:tcPr>
+            <w:tcW w:type="dxa" w:w="960"/>
+          </w:tcPr>
+          <w:p>
+            <w:r>
+              <w:rPr>
+                <w:sz w:val="16"/>
+              </w:rPr>
+              <w:t>6.3</w:t>
+            </w:r>
+          </w:p>
+        </w:tc>
+        <w:tc>
+          <w:tcPr>
+            <w:tcW w:type="dxa" w:w="960"/>
+          </w:tcPr>
+          <w:p>
+            <w:r>
+              <w:rPr>
+                <w:sz w:val="16"/>
+              </w:rPr>
+              <w:t>73</w:t>
+            </w:r>
+          </w:p>
+        </w:tc>
+        <w:tc>
+          <w:tcPr>
+            <w:tcW w:type="dxa" w:w="960"/>
+          </w:tcPr>
+          <w:p>
+            <w:r>
+              <w:rPr>
+                <w:sz w:val="16"/>
+              </w:rPr>
+              <w:t>928</w:t>
             </w:r>
           </w:p>
         </w:tc>
@@ -10108,79 +10409,122 @@
       <w:tr>
         <w:tc>
           <w:tcPr>
-            <w:tcW w:type="dxa" w:w="1440"/>
-          </w:tcPr>
-          <w:p>
-            <w:r>
-              <w:rPr>
-                <w:sz w:val="16"/>
-              </w:rPr>
-              <w:t>High-ESG / low-impact</w:t>
-            </w:r>
-          </w:p>
-        </w:tc>
-        <w:tc>
-          <w:tcPr>
-            <w:tcW w:type="dxa" w:w="1440"/>
-          </w:tcPr>
-          <w:p>
-            <w:r>
-              <w:rPr>
-                <w:sz w:val="16"/>
-              </w:rPr>
-              <w:t>2,433</w:t>
-            </w:r>
-          </w:p>
-        </w:tc>
-        <w:tc>
-          <w:tcPr>
-            <w:tcW w:type="dxa" w:w="1440"/>
-          </w:tcPr>
-          <w:p>
-            <w:r>
-              <w:rPr>
-                <w:sz w:val="16"/>
-              </w:rPr>
-              <w:t>4,822</w:t>
-            </w:r>
-          </w:p>
-        </w:tc>
-        <w:tc>
-          <w:tcPr>
-            <w:tcW w:type="dxa" w:w="1440"/>
-          </w:tcPr>
-          <w:p>
-            <w:r>
-              <w:rPr>
-                <w:sz w:val="16"/>
-              </w:rPr>
-              <w:t>3,768</w:t>
-            </w:r>
-          </w:p>
-        </w:tc>
-        <w:tc>
-          <w:tcPr>
-            <w:tcW w:type="dxa" w:w="1440"/>
-          </w:tcPr>
-          <w:p>
-            <w:r>
-              <w:rPr>
-                <w:sz w:val="16"/>
-              </w:rPr>
-              <w:t>22,988</w:t>
-            </w:r>
-          </w:p>
-        </w:tc>
-        <w:tc>
-          <w:tcPr>
-            <w:tcW w:type="dxa" w:w="1440"/>
-          </w:tcPr>
-          <w:p>
-            <w:r>
-              <w:rPr>
-                <w:sz w:val="16"/>
-              </w:rPr>
-              <w:t>4.25</w:t>
+            <w:tcW w:type="dxa" w:w="960"/>
+          </w:tcPr>
+          <w:p>
+            <w:r>
+              <w:rPr>
+                <w:b/>
+                <w:sz w:val="16"/>
+              </w:rPr>
+              <w:t>Responsible, managed primary</w:t>
+            </w:r>
+          </w:p>
+        </w:tc>
+        <w:tc>
+          <w:tcPr>
+            <w:tcW w:type="dxa" w:w="960"/>
+          </w:tcPr>
+          <w:p>
+            <w:r>
+              <w:rPr>
+                <w:sz w:val="16"/>
+              </w:rPr>
+              <w:t>52</w:t>
+            </w:r>
+          </w:p>
+        </w:tc>
+        <w:tc>
+          <w:tcPr>
+            <w:tcW w:type="dxa" w:w="960"/>
+          </w:tcPr>
+          <w:p>
+            <w:r>
+              <w:rPr>
+                <w:sz w:val="16"/>
+              </w:rPr>
+              <w:t>21</w:t>
+            </w:r>
+          </w:p>
+        </w:tc>
+        <w:tc>
+          <w:tcPr>
+            <w:tcW w:type="dxa" w:w="960"/>
+          </w:tcPr>
+          <w:p>
+            <w:r>
+              <w:rPr>
+                <w:sz w:val="16"/>
+              </w:rPr>
+              <w:t>54</w:t>
+            </w:r>
+          </w:p>
+        </w:tc>
+        <w:tc>
+          <w:tcPr>
+            <w:tcW w:type="dxa" w:w="960"/>
+          </w:tcPr>
+          <w:p>
+            <w:r>
+              <w:rPr>
+                <w:b/>
+                <w:sz w:val="16"/>
+              </w:rPr>
+              <w:t>128</w:t>
+            </w:r>
+          </w:p>
+        </w:tc>
+        <w:tc>
+          <w:tcPr>
+            <w:tcW w:type="dxa" w:w="960"/>
+          </w:tcPr>
+          <w:p>
+            <w:r>
+              <w:rPr>
+                <w:b/>
+                <w:sz w:val="16"/>
+              </w:rPr>
+              <w:t>11%</w:t>
+            </w:r>
+          </w:p>
+        </w:tc>
+        <w:tc>
+          <w:tcPr>
+            <w:tcW w:type="dxa" w:w="960"/>
+          </w:tcPr>
+          <w:p>
+            <w:r>
+              <w:rPr>
+                <w:sz w:val="16"/>
+              </w:rPr>
+              <w:t>6.3</w:t>
+            </w:r>
+          </w:p>
+        </w:tc>
+        <w:tc>
+          <w:tcPr>
+            <w:tcW w:type="dxa" w:w="960"/>
+          </w:tcPr>
+          <w:p>
+            <w:r>
+              <w:rPr>
+                <w:sz w:val="16"/>
+              </w:rPr>
+              <w:t>70</w:t>
+            </w:r>
+          </w:p>
+        </w:tc>
+        <w:tc>
+          <w:tcPr>
+            <w:tcW w:type="dxa" w:w="960"/>
+          </w:tcPr>
+          <w:p>
+            <w:r>
+              <w:rPr>
+                <w:b/>
+                <w:sz w:val="16"/>
+              </w:rPr>
+              <w:t>1,016</w:t>
             </w:r>
           </w:p>
         </w:tc>
@@ -10193,7 +10537,7 @@
       <w:r>
         <w:drawing>
           <wp:inline xmlns:a="http://schemas.openxmlformats.org/drawingml/2006/main" xmlns:pic="http://schemas.openxmlformats.org/drawingml/2006/picture">
-            <wp:extent cx="5669280" cy="3543300"/>
+            <wp:extent cx="5669280" cy="3275584"/>
             <wp:docPr id="5" name="Picture 5"/>
             <wp:cNvGraphicFramePr>
               <a:graphicFrameLocks noChangeAspect="1"/>
@@ -10202,7 +10546,7 @@
               <a:graphicData uri="http://schemas.openxmlformats.org/drawingml/2006/picture">
                 <pic:pic>
                   <pic:nvPicPr>
-                    <pic:cNvPr id="0" name="fig5_tradeoff.png"/>
+                    <pic:cNvPr id="0" name="fig7_econ_negatives.png"/>
                     <pic:cNvPicPr/>
                   </pic:nvPicPr>
                   <pic:blipFill>
@@ -10214,7 +10558,7 @@
                   <pic:spPr>
                     <a:xfrm>
                       <a:off x="0" y="0"/>
-                      <a:ext cx="5669280" cy="3543300"/>
+                      <a:ext cx="5669280" cy="3275584"/>
                     </a:xfrm>
                     <a:prstGeom prst="rect"/>
                   </pic:spPr>
@@ -10234,7 +10578,7 @@
           <w:i/>
           <w:sz w:val="17"/>
         </w:rPr>
-        <w:t>Figure 5. Decision trade-off: jobs versus cumulative CO₂ across scenarios — the circular routes sit on a better jobs-per-emission frontier than primary extraction.</w:t>
+        <w:t>Figure 5. Q2.7 economic negative impacts of mineral development — leakage + closure liability + agriculture/tourism displacement by scenario. Primary extraction carries the heavy load; circular activity almost none; responsible managed development mitigates it.</w:t>
       </w:r>
     </w:p>
     <w:p>
@@ -10245,61 +10589,88 @@
         <w:t>(iv) How this leads to the answer.</w:t>
       </w:r>
       <w:r>
-        <w:t xml:space="preserve"> </w:t>
+        <w:t xml:space="preserve"> The economic negatives are real and </w:t>
       </w:r>
       <w:r>
         <w:rPr>
           <w:b/>
         </w:rPr>
-        <w:t>Primary mining carries the heavy, site-specific local burden</w:t>
-      </w:r>
-      <w:r>
-        <w:t xml:space="preserve"> (land, water, biodiversity, tailings, dust/noise, closure) concentrated on the host council area. </w:t>
+        <w:t>largest for primary extraction</w:t>
+      </w:r>
+      <w:r>
+        <w:t>: lightly managed, it runs ~£359m of deterministic economic losses (</w:t>
       </w:r>
       <w:r>
         <w:rPr>
           <w:b/>
         </w:rPr>
-        <w:t>Recycling is far lower-impact per £ of value</w:t>
-      </w:r>
-      <w:r>
-        <w:t xml:space="preserve"> (lowest land-per-£GVA; carbon ~30% of primary). </w:t>
+        <w:t>36% of its GVA</w:t>
+      </w:r>
+      <w:r>
+        <w:t xml:space="preserve">) — leakage + a closure cliff &amp; remediation liability + agri/tourism displacement — </w:t>
       </w:r>
       <w:r>
         <w:rPr>
           <w:b/>
         </w:rPr>
-        <w:t>High-ESG design materially mitigates</w:t>
-      </w:r>
-      <w:r>
-        <w:t xml:space="preserve"> the local burden (~35%). National carbon is modest (~0.36% of NI CO₂); the binding impacts are *local*. The order of preference is </w:t>
+        <w:t>plus</w:t>
+      </w:r>
+      <w:r>
+        <w:t xml:space="preserve"> ~£125m of contested capital at risk and a closure cliff (the mine's GVA/jobs vanish at end-of-life). Strikingly, its </w:t>
       </w:r>
       <w:r>
         <w:rPr>
           <w:b/>
         </w:rPr>
-        <w:t>avoid</w:t>
-      </w:r>
-      <w:r>
-        <w:t xml:space="preserve"> (recycle/design) → </w:t>
+        <w:t>net local GVA (£639m) falls *below* the baseline (£653m)</w:t>
+      </w:r>
+      <w:r>
+        <w:t xml:space="preserve"> once the negatives are netted off — lightly-managed extraction can leave NI worse off. </w:t>
       </w:r>
       <w:r>
         <w:rPr>
           <w:b/>
         </w:rPr>
-        <w:t>mitigate</w:t>
-      </w:r>
-      <w:r>
-        <w:t xml:space="preserve"> (high-ESG) → </w:t>
+        <w:t>Circular activity avoids almost all of it</w:t>
+      </w:r>
+      <w:r>
+        <w:t xml:space="preserve"> (no mine → no closure/displacement/stranded risk; only residual leakage). </w:t>
       </w:r>
       <w:r>
         <w:rPr>
           <w:b/>
         </w:rPr>
-        <w:t>manage closure</w:t>
-      </w:r>
-      <w:r>
-        <w:t xml:space="preserve"> (bonded), and any primary development needs project- and place-specific assessment.</w:t>
+        <w:t>Responsible, managed development mitigates the rest</w:t>
+      </w:r>
+      <w:r>
+        <w:t xml:space="preserve"> — local content + skills cut leakage (retention 70%→92%), </w:t>
+      </w:r>
+      <w:r>
+        <w:rPr>
+          <w:b/>
+        </w:rPr>
+        <w:t>bonded closure</w:t>
+      </w:r>
+      <w:r>
+        <w:t xml:space="preserve"> removes the public remediation liability, rehabilitation shortens displacement, and a circular hedge lowers stranded-capital exposure — lifting net local GVA to ~£1,016m. So the answer: the principal economic negatives are </w:t>
+      </w:r>
+      <w:r>
+        <w:rPr>
+          <w:b/>
+        </w:rPr>
+        <w:t>benefit leakage, closure/legacy liabilities, agriculture/tourism displacement, boom-bust exposure and stranded capital</w:t>
+      </w:r>
+      <w:r>
+        <w:t xml:space="preserve">, and they are minimised by </w:t>
+      </w:r>
+      <w:r>
+        <w:rPr>
+          <w:b/>
+        </w:rPr>
+        <w:t>doing development circularly where possible and, where primary proceeds, requiring local content, bonded closure, rehabilitation and a circular hedge</w:t>
+      </w:r>
+      <w:r>
+        <w:t>. (Environmental impacts are a separate question — tracked in the I-O CO₂/PM satellites.)</w:t>
       </w:r>
     </w:p>
     <w:p>

--- a/word/NI_Minerals_Model_Report.docx
+++ b/word/NI_Minerals_Model_Report.docx
@@ -3908,10 +3908,28 @@
         <w:rPr>
           <w:b/>
         </w:rPr>
-        <w:t>Demand</w:t>
-      </w:r>
-      <w:r>
-        <w:t xml:space="preserve"> is anchored to the </w:t>
+        <w:t>Demand has two layers.</w:t>
+      </w:r>
+      <w:r>
+        <w:t xml:space="preserve"> The </w:t>
+      </w:r>
+      <w:r>
+        <w:rPr>
+          <w:b/>
+        </w:rPr>
+        <w:t>demand-supply strategy experiment</w:t>
+      </w:r>
+      <w:r>
+        <w:t xml:space="preserve"> (</w:t>
+      </w:r>
+      <w:r>
+        <w:rPr>
+          <w:rFonts w:ascii="Consolas" w:hAnsi="Consolas"/>
+        </w:rPr>
+        <w:t>q_demand_supply_strategy.py</w:t>
+      </w:r>
+      <w:r>
+        <w:t xml:space="preserve">) is anchored to the </w:t>
       </w:r>
       <w:r>
         <w:rPr>
@@ -3920,7 +3938,34 @@
         <w:t>Vision 2035 Technical Annex (Annex 2) 2035 cumulative-demand tonnages</w:t>
       </w:r>
       <w:r>
-        <w:t xml:space="preserve"> (now in the data register with provenance), not hand-set growth proxies. The annex's cumulative UK demand at 2024/27/30/35 is differenced to annual increments and converted to a CAGR, cross-checked against IEA net-zero:</w:t>
+        <w:t xml:space="preserve">. The seven core Q2 experiments use the shared </w:t>
+      </w:r>
+      <w:r>
+        <w:rPr>
+          <w:rFonts w:ascii="Consolas" w:hAnsi="Consolas"/>
+        </w:rPr>
+        <w:t>GREEN_DEMAND</w:t>
+      </w:r>
+      <w:r>
+        <w:t xml:space="preserve"> policy-growth path (</w:t>
+      </w:r>
+      <w:r>
+        <w:rPr>
+          <w:rFonts w:ascii="Consolas" w:hAnsi="Consolas"/>
+        </w:rPr>
+        <w:t>DEMAND_GROWTH_EV</w:t>
+      </w:r>
+      <w:r>
+        <w:t xml:space="preserve">, </w:t>
+      </w:r>
+      <w:r>
+        <w:rPr>
+          <w:rFonts w:ascii="Consolas" w:hAnsi="Consolas"/>
+        </w:rPr>
+        <w:t>DEMAND_GROWTH_WIND</w:t>
+      </w:r>
+      <w:r>
+        <w:t>, plus conservative metal-specific proxy growth rates) unless otherwise stated. The annex's cumulative UK demand at 2024/27/30/35 is differenced to annual increments and converted to a CAGR, cross-checked against IEA net-zero:</w:t>
       </w:r>
     </w:p>
     <w:tbl>
@@ -5307,16 +5352,16 @@
         <w:t>Environmental satellites</w:t>
       </w:r>
       <w:r>
-        <w:t xml:space="preserve"> (CO₂, PM) are proxy; the water/land/biodiversity/waste indices in Q2.7 are dimensionless </w:t>
+        <w:t xml:space="preserve"> (CO₂, PM) are proxy and remain tracked in the I-O outputs. Q2.7 is now an </w:t>
       </w:r>
       <w:r>
         <w:rPr>
           <w:b/>
         </w:rPr>
-        <w:t>relative</w:t>
-      </w:r>
-      <w:r>
-        <w:t xml:space="preserve"> pressures — the model does </w:t>
+        <w:t>economic-negative-impact</w:t>
+      </w:r>
+      <w:r>
+        <w:t xml:space="preserve"> layer; its leakage, closure, displacement, volatility and stranded-capital parameters are proxy/desk values. The model does </w:t>
       </w:r>
       <w:r>
         <w:rPr>
@@ -5325,7 +5370,7 @@
         <w:t>not</w:t>
       </w:r>
       <w:r>
-        <w:t xml:space="preserve"> do site-specific impact assessment.</w:t>
+        <w:t xml:space="preserve"> do site-specific EIA.</w:t>
       </w:r>
     </w:p>
     <w:p>
@@ -6063,10 +6108,10 @@
         <w:rPr>
           <w:b/>
         </w:rPr>
-        <w:t>collection is the binding constraint, not processing capacity</w:t>
-      </w:r>
-      <w:r>
-        <w:t xml:space="preserve"> — smart collection/DRS is the *only* single lever that reaches the Vision-2035 20% recycling target (subsidising recovery *plant* alone moves nothing because NI's gap is feedstock); and </w:t>
+        <w:t>in the near-term Q2.1 intervention test, collection/feedstock is the binding constraint</w:t>
+      </w:r>
+      <w:r>
+        <w:t xml:space="preserve"> — smart collection/DRS is the *only* single lever that reaches the Vision-2035 20% recycling target (subsidising recovery *plant* alone moves little because NI's immediate gap is feedstock); and </w:t>
       </w:r>
       <w:r>
         <w:rPr>
@@ -6075,7 +6120,16 @@
         <w:t>ecodesign standards are the best value for money</w:t>
       </w:r>
       <w:r>
-        <w:t xml:space="preserve"> (~2.2× GVA per £, robust across the whole cost band, because they are mostly regulatory). The </w:t>
+        <w:t xml:space="preserve"> (~2.2× GVA per £, robust across the whole cost band, because they are mostly regulatory). This does </w:t>
+      </w:r>
+      <w:r>
+        <w:rPr>
+          <w:b/>
+        </w:rPr>
+        <w:t>not</w:t>
+      </w:r>
+      <w:r>
+        <w:t xml:space="preserve"> mean processing capacity is unimportant: the cross-cutting capacity audit shows no NI lithium, cobalt, nickel, copper or aluminium processing capacity, so processing becomes a binding midstream gap as demand scales. The </w:t>
       </w:r>
       <w:r>
         <w:rPr>
@@ -6093,7 +6147,7 @@
         <w:t>Sequencing:</w:t>
       </w:r>
       <w:r>
-        <w:t xml:space="preserve"> *now* — recycled-content procurement + design standards + product passports (cheap, high return); *then* — a Circular Innovation Fund and collection/DRS to unblock feedstock. </w:t>
+        <w:t xml:space="preserve"> *now* — recycled-content procurement + design standards + product passports (cheap, high return); *then* — a Circular Innovation Fund and collection/DRS to unblock feedstock; *then scale* — processing/recovery capacity for battery metals and growth minerals. </w:t>
       </w:r>
       <w:r>
         <w:rPr>
@@ -6102,7 +6156,7 @@
         <w:t>Against the stricter EU-CRMA 25% (2030) recycling stretch</w:t>
       </w:r>
       <w:r>
-        <w:t xml:space="preserve"> — relevant if NI serves the EU market under the Windsor Framework — *no single lever qualifies*; only the integrated package approaches it, reinforcing that the EU benchmark requires the full circular build-out.</w:t>
+        <w:t xml:space="preserve"> — relevant if NI serves the EU market under the Windsor Framework — no single lever qualifies, reinforcing that the EU benchmark requires the full circular build-out.</w:t>
       </w:r>
     </w:p>
     <w:p>
@@ -8071,7 +8125,7 @@
           <w:i/>
           <w:sz w:val="17"/>
         </w:rPr>
-        <w:t>Figure 2. Critical-mineral supply security in the integrated scenario (Q2.4): recycled share and domestic share rise toward the Vision-2035 targets (dashed) while maximum single-country exposure falls.</w:t>
+        <w:t>Figure 2. Critical-&amp;-growth-mineral supply security in the integrated scenario (Q2.4): recycled share improves toward the Vision-2035 recycling target while domestic share remains well below the 10% target and maximum single-country exposure falls but remains above the 60% target in normal conditions.</w:t>
       </w:r>
     </w:p>
     <w:p>
@@ -8396,7 +8450,16 @@
         <w:t>halves the 90th-percentile gap vs light-touch</w:t>
       </w:r>
       <w:r>
-        <w:t xml:space="preserve">, is the only posture that moves all three Vision-2035 indicators at once while adding GVA, and is the only one (with circular-leader) that lowers *refining* exposure. The role is an active </w:t>
+        <w:t xml:space="preserve">, improves all three Vision-2035 indicators while adding GVA, and is the only one (with circular-leader) that lowers *refining* exposure. It should be read as </w:t>
+      </w:r>
+      <w:r>
+        <w:rPr>
+          <w:b/>
+        </w:rPr>
+        <w:t>closest/most robust</w:t>
+      </w:r>
+      <w:r>
+        <w:t xml:space="preserve">, not fully target-compliant in every state: domestic share remains below 10%, stable single-country exposure sits just above the 60% threshold after rounding, and some recycled-share results sit just under 20%. The role is an active </w:t>
       </w:r>
       <w:r>
         <w:rPr>

--- a/word/NI_Minerals_Model_Report.docx
+++ b/word/NI_Minerals_Model_Report.docx
@@ -426,7 +426,7 @@
           <w:i/>
           <w:sz w:val="17"/>
         </w:rPr>
-        <w:t>Figure 1. NI minerals supply chain — structure and key players. Linear chain (top, left→right) with the circular return loop (bottom). Stage employment is summed from the 21-firm register. The midstream processing/recovery stage is the binding gap.</w:t>
+        <w:t>Figure 1. NI minerals supply chain — structure and key players. Linear chain (top, left→right) with the circular return loop (bottom); stages grouped from the 21-firm register. The midstream processing/recovery stage is the binding gap.</w:t>
       </w:r>
     </w:p>
     <w:tbl>

--- a/word/NI_Minerals_Model_Report.docx
+++ b/word/NI_Minerals_Model_Report.docx
@@ -6673,7 +6673,7 @@
         <w:t>community-benefit package is the only lever that brings it forward</w:t>
       </w:r>
       <w:r>
-        <w:t xml:space="preserve"> — worth roughly *ten times* finance, permitting or skills support alone (+£208m GVA, ~+600 jobs). Opportunities are led by the </w:t>
+        <w:t xml:space="preserve"> — by far the largest single-lever effect (+£208m GVA and ~+600 jobs, versus under £2m for the next-best lever, finance, and nil for permitting/skills/energy alone). Opportunities are led by the </w:t>
       </w:r>
       <w:r>
         <w:rPr>
